--- a/docx/05-trunking-inter-vlan/boletin-U05-avanzado-resuelto.docx
+++ b/docx/05-trunking-inter-vlan/boletin-U05-avanzado-resuelto.docx
@@ -15,6 +15,9 @@
             <w:pStyle w:val="TOCHeading"/>
           </w:pPr>
           <w:r>
+            <w:rPr>
+              <w:lang w:val="es-ES"/>
+            </w:rPr>
             <w:t xml:space="preserve">Table of Contents</w:t>
           </w:r>
         </w:p>
@@ -34,6 +37,9 @@
         <w:pStyle w:val="Heading1"/>
       </w:pPr>
       <w:r>
+        <w:rPr>
+          <w:lang w:val="es-ES"/>
+        </w:rPr>
         <w:t xml:space="preserve">Boletín UD5 — Avanzado (Resuelto)</w:t>
       </w:r>
     </w:p>
@@ -44,6 +50,9 @@
         <w:pStyle w:val="Heading1"/>
       </w:pPr>
       <w:r>
+        <w:rPr>
+          <w:lang w:val="es-ES"/>
+        </w:rPr>
         <w:t xml:space="preserve">✅ Boletín UD5 — Avanzado (Resuelto)</w:t>
       </w:r>
     </w:p>
@@ -60,6 +69,9 @@
         <w:pStyle w:val="Heading2"/>
       </w:pPr>
       <w:r>
+        <w:rPr>
+          <w:lang w:val="es-ES"/>
+        </w:rPr>
         <w:t xml:space="preserve">1. Configuración completa de VLANs</w:t>
       </w:r>
     </w:p>
@@ -71,6 +83,7 @@
         <w:rPr>
           <w:b/>
           <w:bCs/>
+          <w:lang w:val="es-ES"/>
         </w:rPr>
         <w:t xml:space="preserve">Switch1:</w:t>
       </w:r>
@@ -679,25 +692,39 @@
         <w:rPr>
           <w:b/>
           <w:bCs/>
+          <w:lang w:val="es-ES"/>
         </w:rPr>
         <w:t xml:space="preserve">Switch2:</w:t>
       </w:r>
       <w:r>
-        <w:t xml:space="preserve"> </w:t>
-      </w:r>
-      <w:r>
+        <w:rPr>
+          <w:lang w:val="es-ES"/>
+        </w:rPr>
+        <w:t xml:space="preserve"> </w:t>
+      </w:r>
+      <w:r>
+        <w:rPr>
+          <w:lang w:val="es-ES"/>
+        </w:rPr>
         <w:t xml:space="preserve">(configuración similar: mismas VLANs, mismos puertos access 1-5 → 10 y 6-10 → 20, y el mismo trunk en Fa0/24 con native 99 y</w:t>
       </w:r>
       <w:r>
+        <w:rPr>
+          <w:lang w:val="es-ES"/>
+        </w:rPr>
         <w:t xml:space="preserve"> </w:t>
       </w:r>
       <w:r>
         <w:rPr>
           <w:rStyle w:val="VerbatimChar"/>
+          <w:lang w:val="es-ES"/>
         </w:rPr>
         <w:t xml:space="preserve">allowed vlan 10,20</w:t>
       </w:r>
       <w:r>
+        <w:rPr>
+          <w:lang w:val="es-ES"/>
+        </w:rPr>
         <w:t xml:space="preserve">).</w:t>
       </w:r>
     </w:p>
@@ -709,6 +736,7 @@
         <w:rPr>
           <w:b/>
           <w:bCs/>
+          <w:lang w:val="es-ES"/>
         </w:rPr>
         <w:t xml:space="preserve">Router:</w:t>
       </w:r>
@@ -986,6 +1014,9 @@
         <w:pStyle w:val="Heading2"/>
       </w:pPr>
       <w:r>
+        <w:rPr>
+          <w:lang w:val="es-ES"/>
+        </w:rPr>
         <w:t xml:space="preserve">2. Diagnóstico de native VLAN</w:t>
       </w:r>
     </w:p>
@@ -1000,13 +1031,20 @@
         <w:rPr>
           <w:b/>
           <w:bCs/>
+          <w:lang w:val="es-ES"/>
         </w:rPr>
         <w:t xml:space="preserve">Problemas:</w:t>
       </w:r>
       <w:r>
-        <w:t xml:space="preserve"> </w:t>
-      </w:r>
-      <w:r>
+        <w:rPr>
+          <w:lang w:val="es-ES"/>
+        </w:rPr>
+        <w:t xml:space="preserve"> </w:t>
+      </w:r>
+      <w:r>
+        <w:rPr>
+          <w:lang w:val="es-ES"/>
+        </w:rPr>
         <w:t xml:space="preserve">las tramas sin etiquetar (de la VLAN nativa, incluyendo tráfico de control CDP/VTP/DTP y datos de esa VLAN) se interpretan en la VLAN equivocada en el otro extremo.</w:t>
       </w:r>
     </w:p>
@@ -1019,6 +1057,9 @@
         </w:numPr>
       </w:pPr>
       <w:r>
+        <w:rPr>
+          <w:lang w:val="es-ES"/>
+        </w:rPr>
         <w:t xml:space="preserve">Tráfico de control (CDP, VTP) no funciona correctamente entre switches.</w:t>
       </w:r>
     </w:p>
@@ -1031,6 +1072,9 @@
         </w:numPr>
       </w:pPr>
       <w:r>
+        <w:rPr>
+          <w:lang w:val="es-ES"/>
+        </w:rPr>
         <w:t xml:space="preserve">Posibles problemas de conectividad en la native VLAN (va y viene a ratos).</w:t>
       </w:r>
     </w:p>
@@ -1043,19 +1087,29 @@
         </w:numPr>
       </w:pPr>
       <w:r>
+        <w:rPr>
+          <w:lang w:val="es-ES"/>
+        </w:rPr>
         <w:t xml:space="preserve">Mensajes de error en el log de ambos switches:</w:t>
       </w:r>
       <w:r>
+        <w:rPr>
+          <w:lang w:val="es-ES"/>
+        </w:rPr>
         <w:t xml:space="preserve"> </w:t>
       </w:r>
       <w:r>
         <w:rPr>
           <w:i/>
           <w:iCs/>
+          <w:lang w:val="es-ES"/>
         </w:rPr>
         <w:t xml:space="preserve">“Native VLAN mismatch discovered on Fa0/24”</w:t>
       </w:r>
       <w:r>
+        <w:rPr>
+          <w:lang w:val="es-ES"/>
+        </w:rPr>
         <w:t xml:space="preserve">.</w:t>
       </w:r>
     </w:p>
@@ -1070,22 +1124,33 @@
         <w:rPr>
           <w:b/>
           <w:bCs/>
+          <w:lang w:val="es-ES"/>
         </w:rPr>
         <w:t xml:space="preserve">Diagnóstico:</w:t>
       </w:r>
       <w:r>
+        <w:rPr>
+          <w:lang w:val="es-ES"/>
+        </w:rPr>
         <w:t xml:space="preserve"> </w:t>
       </w:r>
       <w:r>
         <w:rPr>
           <w:rStyle w:val="VerbatimChar"/>
+          <w:lang w:val="es-ES"/>
         </w:rPr>
         <w:t xml:space="preserve">show interfaces trunk</w:t>
       </w:r>
       <w:r>
-        <w:t xml:space="preserve"> </w:t>
-      </w:r>
-      <w:r>
+        <w:rPr>
+          <w:lang w:val="es-ES"/>
+        </w:rPr>
+        <w:t xml:space="preserve"> </w:t>
+      </w:r>
+      <w:r>
+        <w:rPr>
+          <w:lang w:val="es-ES"/>
+        </w:rPr>
         <w:t xml:space="preserve">en ambos switches. Muestra la native VLAN de cada extremo y reporta directamente el mismatch.</w:t>
       </w:r>
     </w:p>
@@ -1100,29 +1165,46 @@
         <w:rPr>
           <w:b/>
           <w:bCs/>
+          <w:lang w:val="es-ES"/>
         </w:rPr>
         <w:t xml:space="preserve">Arreglo sin pérdida:</w:t>
       </w:r>
       <w:r>
-        <w:t xml:space="preserve"> </w:t>
-      </w:r>
-      <w:r>
+        <w:rPr>
+          <w:lang w:val="es-ES"/>
+        </w:rPr>
+        <w:t xml:space="preserve"> </w:t>
+      </w:r>
+      <w:r>
+        <w:rPr>
+          <w:lang w:val="es-ES"/>
+        </w:rPr>
         <w:t xml:space="preserve">configurar la</w:t>
       </w:r>
       <w:r>
+        <w:rPr>
+          <w:lang w:val="es-ES"/>
+        </w:rPr>
         <w:t xml:space="preserve"> </w:t>
       </w:r>
       <w:r>
         <w:rPr>
           <w:b/>
           <w:bCs/>
+          <w:lang w:val="es-ES"/>
         </w:rPr>
         <w:t xml:space="preserve">misma native VLAN en ambos extremos</w:t>
       </w:r>
       <w:r>
-        <w:t xml:space="preserve"> </w:t>
-      </w:r>
-      <w:r>
+        <w:rPr>
+          <w:lang w:val="es-ES"/>
+        </w:rPr>
+        <w:t xml:space="preserve"> </w:t>
+      </w:r>
+      <w:r>
+        <w:rPr>
+          <w:lang w:val="es-ES"/>
+        </w:rPr>
         <w:t xml:space="preserve">— elegir un número (ej. 99) y ponerlo en ambos:</w:t>
       </w:r>
     </w:p>
@@ -1173,19 +1255,29 @@
         </w:numPr>
       </w:pPr>
       <w:r>
+        <w:rPr>
+          <w:lang w:val="es-ES"/>
+        </w:rPr>
         <w:t xml:space="preserve">El cambio es</w:t>
       </w:r>
       <w:r>
+        <w:rPr>
+          <w:lang w:val="es-ES"/>
+        </w:rPr>
         <w:t xml:space="preserve"> </w:t>
       </w:r>
       <w:r>
         <w:rPr>
           <w:b/>
           <w:bCs/>
+          <w:lang w:val="es-ES"/>
         </w:rPr>
         <w:t xml:space="preserve">inmediato</w:t>
       </w:r>
       <w:r>
+        <w:rPr>
+          <w:lang w:val="es-ES"/>
+        </w:rPr>
         <w:t xml:space="preserve">: la native VLAN solo afecta a tramas sin etiquetar. Las VLANs etiquetadas (10, 20, 30) no sufren interrupción durante el cambio.</w:t>
       </w:r>
     </w:p>
@@ -1196,6 +1288,9 @@
         <w:pStyle w:val="Heading2"/>
       </w:pPr>
       <w:r>
+        <w:rPr>
+          <w:lang w:val="es-ES"/>
+        </w:rPr>
         <w:t xml:space="preserve">3. Diseño de VLANs corporativas</w:t>
       </w:r>
     </w:p>
@@ -1210,55 +1305,104 @@
         <w:rPr>
           <w:b/>
           <w:bCs/>
+          <w:lang w:val="es-ES"/>
         </w:rPr>
         <w:t xml:space="preserve">Tabla de VLANs:</w:t>
       </w:r>
       <w:r>
-        <w:t xml:space="preserve"> </w:t>
-      </w:r>
-      <w:r>
+        <w:rPr>
+          <w:lang w:val="es-ES"/>
+        </w:rPr>
+        <w:t xml:space="preserve"> </w:t>
+      </w:r>
+      <w:r>
+        <w:rPr>
+          <w:lang w:val="es-ES"/>
+        </w:rPr>
         <w:t xml:space="preserve">| VLAN | Nombre | Puertos |</w:t>
       </w:r>
       <w:r>
-        <w:t xml:space="preserve"> </w:t>
-      </w:r>
-      <w:r>
+        <w:rPr>
+          <w:lang w:val="es-ES"/>
+        </w:rPr>
+        <w:t xml:space="preserve"> </w:t>
+      </w:r>
+      <w:r>
+        <w:rPr>
+          <w:lang w:val="es-ES"/>
+        </w:rPr>
         <w:t xml:space="preserve">|——|——–|———|</w:t>
       </w:r>
       <w:r>
-        <w:t xml:space="preserve"> </w:t>
-      </w:r>
-      <w:r>
+        <w:rPr>
+          <w:lang w:val="es-ES"/>
+        </w:rPr>
+        <w:t xml:space="preserve"> </w:t>
+      </w:r>
+      <w:r>
+        <w:rPr>
+          <w:lang w:val="es-ES"/>
+        </w:rPr>
         <w:t xml:space="preserve">| 10 | Recepción | Planta baja 1-5 |</w:t>
       </w:r>
       <w:r>
-        <w:t xml:space="preserve"> </w:t>
-      </w:r>
-      <w:r>
+        <w:rPr>
+          <w:lang w:val="es-ES"/>
+        </w:rPr>
+        <w:t xml:space="preserve"> </w:t>
+      </w:r>
+      <w:r>
+        <w:rPr>
+          <w:lang w:val="es-ES"/>
+        </w:rPr>
         <w:t xml:space="preserve">| 20 | Servidores | Planta baja 6-15 |</w:t>
       </w:r>
       <w:r>
-        <w:t xml:space="preserve"> </w:t>
-      </w:r>
-      <w:r>
+        <w:rPr>
+          <w:lang w:val="es-ES"/>
+        </w:rPr>
+        <w:t xml:space="preserve"> </w:t>
+      </w:r>
+      <w:r>
+        <w:rPr>
+          <w:lang w:val="es-ES"/>
+        </w:rPr>
         <w:t xml:space="preserve">| 30 | Ventas | Planta 1, puertos 1-30 |</w:t>
       </w:r>
       <w:r>
-        <w:t xml:space="preserve"> </w:t>
-      </w:r>
-      <w:r>
+        <w:rPr>
+          <w:lang w:val="es-ES"/>
+        </w:rPr>
+        <w:t xml:space="preserve"> </w:t>
+      </w:r>
+      <w:r>
+        <w:rPr>
+          <w:lang w:val="es-ES"/>
+        </w:rPr>
         <w:t xml:space="preserve">| 40 | Marketing | Planta 1, puertos 31-45 |</w:t>
       </w:r>
       <w:r>
-        <w:t xml:space="preserve"> </w:t>
-      </w:r>
-      <w:r>
+        <w:rPr>
+          <w:lang w:val="es-ES"/>
+        </w:rPr>
+        <w:t xml:space="preserve"> </w:t>
+      </w:r>
+      <w:r>
+        <w:rPr>
+          <w:lang w:val="es-ES"/>
+        </w:rPr>
         <w:t xml:space="preserve">| 50 | IT | Planta 2, puertos 1-20 |</w:t>
       </w:r>
       <w:r>
-        <w:t xml:space="preserve"> </w:t>
-      </w:r>
-      <w:r>
+        <w:rPr>
+          <w:lang w:val="es-ES"/>
+        </w:rPr>
+        <w:t xml:space="preserve"> </w:t>
+      </w:r>
+      <w:r>
+        <w:rPr>
+          <w:lang w:val="es-ES"/>
+        </w:rPr>
         <w:t xml:space="preserve">| 60 | Dirección | Planta 2, puertos 21-25 |</w:t>
       </w:r>
     </w:p>
@@ -1273,29 +1417,46 @@
         <w:rPr>
           <w:b/>
           <w:bCs/>
+          <w:lang w:val="es-ES"/>
         </w:rPr>
         <w:t xml:space="preserve">Router-on-a-stick:</w:t>
       </w:r>
       <w:r>
-        <w:t xml:space="preserve"> </w:t>
-      </w:r>
-      <w:r>
+        <w:rPr>
+          <w:lang w:val="es-ES"/>
+        </w:rPr>
+        <w:t xml:space="preserve"> </w:t>
+      </w:r>
+      <w:r>
+        <w:rPr>
+          <w:lang w:val="es-ES"/>
+        </w:rPr>
         <w:t xml:space="preserve">en la planta baja, cerca de los servidores, conectado por un trunk a un puerto del core (puede enrutar todas las VLANs con subinterfaces).</w:t>
       </w:r>
       <w:r>
+        <w:rPr>
+          <w:lang w:val="es-ES"/>
+        </w:rPr>
         <w:t xml:space="preserve"> </w:t>
       </w:r>
       <w:r>
         <w:rPr>
           <w:b/>
           <w:bCs/>
+          <w:lang w:val="es-ES"/>
         </w:rPr>
         <w:t xml:space="preserve">Alternativa:</w:t>
       </w:r>
       <w:r>
-        <w:t xml:space="preserve"> </w:t>
-      </w:r>
-      <w:r>
+        <w:rPr>
+          <w:lang w:val="es-ES"/>
+        </w:rPr>
+        <w:t xml:space="preserve"> </w:t>
+      </w:r>
+      <w:r>
+        <w:rPr>
+          <w:lang w:val="es-ES"/>
+        </w:rPr>
         <w:t xml:space="preserve">switch capa 3 como core en la sala de servidores, haciendo routing entre VLANs internamente con SVIs (se elimina el cuello de botella del router).</w:t>
       </w:r>
     </w:p>
@@ -1310,32 +1471,52 @@
         <w:rPr>
           <w:b/>
           <w:bCs/>
+          <w:lang w:val="es-ES"/>
         </w:rPr>
         <w:t xml:space="preserve">VLANs en trunks:</w:t>
       </w:r>
       <w:r>
-        <w:t xml:space="preserve"> </w:t>
-      </w:r>
-      <w:r>
+        <w:rPr>
+          <w:lang w:val="es-ES"/>
+        </w:rPr>
+        <w:t xml:space="preserve"> </w:t>
+      </w:r>
+      <w:r>
+        <w:rPr>
+          <w:lang w:val="es-ES"/>
+        </w:rPr>
         <w:t xml:space="preserve">todas (10, 20, 30, 40, 50, 60) en los trunks del core, con</w:t>
       </w:r>
       <w:r>
+        <w:rPr>
+          <w:lang w:val="es-ES"/>
+        </w:rPr>
         <w:t xml:space="preserve"> </w:t>
       </w:r>
       <w:r>
         <w:rPr>
           <w:b/>
           <w:bCs/>
+          <w:lang w:val="es-ES"/>
         </w:rPr>
         <w:t xml:space="preserve">native VLAN cambiada</w:t>
       </w:r>
       <w:r>
-        <w:t xml:space="preserve"> </w:t>
-      </w:r>
-      <w:r>
+        <w:rPr>
+          <w:lang w:val="es-ES"/>
+        </w:rPr>
+        <w:t xml:space="preserve"> </w:t>
+      </w:r>
+      <w:r>
+        <w:rPr>
+          <w:lang w:val="es-ES"/>
+        </w:rPr>
         <w:t xml:space="preserve">(ej. 999) y</w:t>
       </w:r>
       <w:r>
+        <w:rPr>
+          <w:lang w:val="es-ES"/>
+        </w:rPr>
         <w:t xml:space="preserve"> </w:t>
       </w:r>
       <w:r>
@@ -1343,13 +1524,20 @@
           <w:rStyle w:val="VerbatimChar"/>
           <w:b/>
           <w:bCs/>
+          <w:lang w:val="es-ES"/>
         </w:rPr>
         <w:t xml:space="preserve">allowed vlan</w:t>
       </w:r>
       <w:r>
-        <w:t xml:space="preserve"> </w:t>
-      </w:r>
-      <w:r>
+        <w:rPr>
+          <w:lang w:val="es-ES"/>
+        </w:rPr>
+        <w:t xml:space="preserve"> </w:t>
+      </w:r>
+      <w:r>
+        <w:rPr>
+          <w:lang w:val="es-ES"/>
+        </w:rPr>
         <w:t xml:space="preserve">cubriendo todas. IT necesita acceso a todas las VLANs para administrar.</w:t>
       </w:r>
     </w:p>
@@ -1364,13 +1552,20 @@
         <w:rPr>
           <w:b/>
           <w:bCs/>
+          <w:lang w:val="es-ES"/>
         </w:rPr>
         <w:t xml:space="preserve">ACLs para limitar Dirección</w:t>
       </w:r>
       <w:r>
-        <w:t xml:space="preserve"> </w:t>
-      </w:r>
-      <w:r>
+        <w:rPr>
+          <w:lang w:val="es-ES"/>
+        </w:rPr>
+        <w:t xml:space="preserve"> </w:t>
+      </w:r>
+      <w:r>
+        <w:rPr>
+          <w:lang w:val="es-ES"/>
+        </w:rPr>
         <w:t xml:space="preserve">(se aplican en la subinterfaz del router de la VLAN 60):</w:t>
       </w:r>
     </w:p>
@@ -1418,33 +1613,53 @@
         </w:numPr>
       </w:pPr>
       <w:r>
+        <w:rPr>
+          <w:lang w:val="es-ES"/>
+        </w:rPr>
         <w:t xml:space="preserve">Aplicar con</w:t>
       </w:r>
       <w:r>
+        <w:rPr>
+          <w:lang w:val="es-ES"/>
+        </w:rPr>
         <w:t xml:space="preserve"> </w:t>
       </w:r>
       <w:r>
         <w:rPr>
           <w:rStyle w:val="VerbatimChar"/>
+          <w:lang w:val="es-ES"/>
         </w:rPr>
         <w:t xml:space="preserve">ip access-group 101 in</w:t>
       </w:r>
       <w:r>
-        <w:t xml:space="preserve"> </w:t>
-      </w:r>
-      <w:r>
+        <w:rPr>
+          <w:lang w:val="es-ES"/>
+        </w:rPr>
+        <w:t xml:space="preserve"> </w:t>
+      </w:r>
+      <w:r>
+        <w:rPr>
+          <w:lang w:val="es-ES"/>
+        </w:rPr>
         <w:t xml:space="preserve">en la subinterfaz</w:t>
       </w:r>
       <w:r>
+        <w:rPr>
+          <w:lang w:val="es-ES"/>
+        </w:rPr>
         <w:t xml:space="preserve"> </w:t>
       </w:r>
       <w:r>
         <w:rPr>
           <w:rStyle w:val="VerbatimChar"/>
+          <w:lang w:val="es-ES"/>
         </w:rPr>
         <w:t xml:space="preserve">Fa0/0.60</w:t>
       </w:r>
       <w:r>
+        <w:rPr>
+          <w:lang w:val="es-ES"/>
+        </w:rPr>
         <w:t xml:space="preserve">. (Detalles finos de ACLs en la UD6.)</w:t>
       </w:r>
     </w:p>
@@ -1455,6 +1670,9 @@
         <w:pStyle w:val="Heading2"/>
       </w:pPr>
       <w:r>
+        <w:rPr>
+          <w:lang w:val="es-ES"/>
+        </w:rPr>
         <w:t xml:space="preserve">4. VTP disaster recovery</w:t>
       </w:r>
     </w:p>
@@ -1469,26 +1687,40 @@
         <w:rPr>
           <w:b/>
           <w:bCs/>
+          <w:lang w:val="es-ES"/>
         </w:rPr>
         <w:t xml:space="preserve">Por qué:</w:t>
       </w:r>
       <w:r>
-        <w:t xml:space="preserve"> </w:t>
-      </w:r>
-      <w:r>
+        <w:rPr>
+          <w:lang w:val="es-ES"/>
+        </w:rPr>
+        <w:t xml:space="preserve"> </w:t>
+      </w:r>
+      <w:r>
+        <w:rPr>
+          <w:lang w:val="es-ES"/>
+        </w:rPr>
         <w:t xml:space="preserve">VTP propaga la base de datos del switch con mayor</w:t>
       </w:r>
       <w:r>
+        <w:rPr>
+          <w:lang w:val="es-ES"/>
+        </w:rPr>
         <w:t xml:space="preserve"> </w:t>
       </w:r>
       <w:r>
         <w:rPr>
           <w:b/>
           <w:bCs/>
+          <w:lang w:val="es-ES"/>
         </w:rPr>
         <w:t xml:space="preserve">revision number</w:t>
       </w:r>
       <w:r>
+        <w:rPr>
+          <w:lang w:val="es-ES"/>
+        </w:rPr>
         <w:t xml:space="preserve">. El switch nuevo (rev 500) tiene número más alto que el server actual (rev 100). Al propagar su base de datos (posiblemente vacía), todas las VLANs se borran en la red. Basta un trunk para que el anuncio llegue a todos.</w:t>
       </w:r>
     </w:p>
@@ -1503,6 +1735,7 @@
         <w:rPr>
           <w:b/>
           <w:bCs/>
+          <w:lang w:val="es-ES"/>
         </w:rPr>
         <w:t xml:space="preserve">Recuperación:</w:t>
       </w:r>
@@ -1519,13 +1752,20 @@
         <w:rPr>
           <w:b/>
           <w:bCs/>
+          <w:lang w:val="es-ES"/>
         </w:rPr>
         <w:t xml:space="preserve">Desconectar el switch problemático inmediatamente</w:t>
       </w:r>
       <w:r>
-        <w:t xml:space="preserve"> </w:t>
-      </w:r>
-      <w:r>
+        <w:rPr>
+          <w:lang w:val="es-ES"/>
+        </w:rPr>
+        <w:t xml:space="preserve"> </w:t>
+      </w:r>
+      <w:r>
+        <w:rPr>
+          <w:lang w:val="es-ES"/>
+        </w:rPr>
         <w:t xml:space="preserve">(cable del trunk) para frenar la propagación.</w:t>
       </w:r>
     </w:p>
@@ -1538,6 +1778,9 @@
         </w:numPr>
       </w:pPr>
       <w:r>
+        <w:rPr>
+          <w:lang w:val="es-ES"/>
+        </w:rPr>
         <w:t xml:space="preserve">Reconfigurar las VLANs manualmente en cada switch (o restaurar un backup de la config).</w:t>
       </w:r>
     </w:p>
@@ -1550,22 +1793,35 @@
         </w:numPr>
       </w:pPr>
       <w:r>
+        <w:rPr>
+          <w:lang w:val="es-ES"/>
+        </w:rPr>
         <w:t xml:space="preserve">Cambiar los switches a</w:t>
       </w:r>
       <w:r>
+        <w:rPr>
+          <w:lang w:val="es-ES"/>
+        </w:rPr>
         <w:t xml:space="preserve"> </w:t>
       </w:r>
       <w:r>
         <w:rPr>
           <w:b/>
           <w:bCs/>
+          <w:lang w:val="es-ES"/>
         </w:rPr>
         <w:t xml:space="preserve">VTP transparent</w:t>
       </w:r>
       <w:r>
-        <w:t xml:space="preserve"> </w:t>
-      </w:r>
-      <w:r>
+        <w:rPr>
+          <w:lang w:val="es-ES"/>
+        </w:rPr>
+        <w:t xml:space="preserve"> </w:t>
+      </w:r>
+      <w:r>
+        <w:rPr>
+          <w:lang w:val="es-ES"/>
+        </w:rPr>
         <w:t xml:space="preserve">(o VTPv3 mode off) para que ningún switch pueda volver a hacer esto.</w:t>
       </w:r>
     </w:p>
@@ -1580,6 +1836,7 @@
         <w:rPr>
           <w:b/>
           <w:bCs/>
+          <w:lang w:val="es-ES"/>
         </w:rPr>
         <w:t xml:space="preserve">Medidas preventivas:</w:t>
       </w:r>
@@ -1593,38 +1850,61 @@
         </w:numPr>
       </w:pPr>
       <w:r>
+        <w:rPr>
+          <w:lang w:val="es-ES"/>
+        </w:rPr>
         <w:t xml:space="preserve">Usar</w:t>
       </w:r>
       <w:r>
+        <w:rPr>
+          <w:lang w:val="es-ES"/>
+        </w:rPr>
         <w:t xml:space="preserve"> </w:t>
       </w:r>
       <w:r>
         <w:rPr>
           <w:b/>
           <w:bCs/>
+          <w:lang w:val="es-ES"/>
         </w:rPr>
         <w:t xml:space="preserve">VTP transparent</w:t>
       </w:r>
       <w:r>
-        <w:t xml:space="preserve"> </w:t>
-      </w:r>
-      <w:r>
+        <w:rPr>
+          <w:lang w:val="es-ES"/>
+        </w:rPr>
+        <w:t xml:space="preserve"> </w:t>
+      </w:r>
+      <w:r>
+        <w:rPr>
+          <w:lang w:val="es-ES"/>
+        </w:rPr>
         <w:t xml:space="preserve">o</w:t>
       </w:r>
       <w:r>
+        <w:rPr>
+          <w:lang w:val="es-ES"/>
+        </w:rPr>
         <w:t xml:space="preserve"> </w:t>
       </w:r>
       <w:r>
         <w:rPr>
           <w:b/>
           <w:bCs/>
+          <w:lang w:val="es-ES"/>
         </w:rPr>
         <w:t xml:space="preserve">VTPv3 mode off</w:t>
       </w:r>
       <w:r>
-        <w:t xml:space="preserve"> </w:t>
-      </w:r>
-      <w:r>
+        <w:rPr>
+          <w:lang w:val="es-ES"/>
+        </w:rPr>
+        <w:t xml:space="preserve"> </w:t>
+      </w:r>
+      <w:r>
+        <w:rPr>
+          <w:lang w:val="es-ES"/>
+        </w:rPr>
         <w:t xml:space="preserve">(no propaga ni procesa anuncios).</w:t>
       </w:r>
     </w:p>
@@ -1637,31 +1917,48 @@
         </w:numPr>
       </w:pPr>
       <w:r>
+        <w:rPr>
+          <w:lang w:val="es-ES"/>
+        </w:rPr>
         <w:t xml:space="preserve">Verificar el</w:t>
       </w:r>
       <w:r>
+        <w:rPr>
+          <w:lang w:val="es-ES"/>
+        </w:rPr>
         <w:t xml:space="preserve"> </w:t>
       </w:r>
       <w:r>
         <w:rPr>
           <w:b/>
           <w:bCs/>
+          <w:lang w:val="es-ES"/>
         </w:rPr>
         <w:t xml:space="preserve">revision number</w:t>
       </w:r>
       <w:r>
-        <w:t xml:space="preserve"> </w:t>
-      </w:r>
-      <w:r>
+        <w:rPr>
+          <w:lang w:val="es-ES"/>
+        </w:rPr>
+        <w:t xml:space="preserve"> </w:t>
+      </w:r>
+      <w:r>
+        <w:rPr>
+          <w:lang w:val="es-ES"/>
+        </w:rPr>
         <w:t xml:space="preserve">(</w:t>
       </w:r>
       <w:r>
         <w:rPr>
           <w:rStyle w:val="VerbatimChar"/>
+          <w:lang w:val="es-ES"/>
         </w:rPr>
         <w:t xml:space="preserve">show vtp status</w:t>
       </w:r>
       <w:r>
+        <w:rPr>
+          <w:lang w:val="es-ES"/>
+        </w:rPr>
         <w:t xml:space="preserve">) de todo switch antes de enchufarlo.</w:t>
       </w:r>
     </w:p>
@@ -1677,28 +1974,45 @@
         <w:rPr>
           <w:b/>
           <w:bCs/>
+          <w:lang w:val="es-ES"/>
         </w:rPr>
         <w:t xml:space="preserve">Resetear</w:t>
       </w:r>
       <w:r>
-        <w:t xml:space="preserve"> </w:t>
-      </w:r>
-      <w:r>
+        <w:rPr>
+          <w:lang w:val="es-ES"/>
+        </w:rPr>
+        <w:t xml:space="preserve"> </w:t>
+      </w:r>
+      <w:r>
+        <w:rPr>
+          <w:lang w:val="es-ES"/>
+        </w:rPr>
         <w:t xml:space="preserve">la base de datos de cualquier equipo usado:</w:t>
       </w:r>
       <w:r>
+        <w:rPr>
+          <w:lang w:val="es-ES"/>
+        </w:rPr>
         <w:t xml:space="preserve"> </w:t>
       </w:r>
       <w:r>
         <w:rPr>
           <w:rStyle w:val="VerbatimChar"/>
+          <w:lang w:val="es-ES"/>
         </w:rPr>
         <w:t xml:space="preserve">delete flash:vlan.dat</w:t>
       </w:r>
       <w:r>
-        <w:t xml:space="preserve"> </w:t>
-      </w:r>
-      <w:r>
+        <w:rPr>
+          <w:lang w:val="es-ES"/>
+        </w:rPr>
+        <w:t xml:space="preserve"> </w:t>
+      </w:r>
+      <w:r>
+        <w:rPr>
+          <w:lang w:val="es-ES"/>
+        </w:rPr>
         <w:t xml:space="preserve">y reiniciar, antes de conectarlo.</w:t>
       </w:r>
     </w:p>
@@ -1711,6 +2025,9 @@
         </w:numPr>
       </w:pPr>
       <w:r>
+        <w:rPr>
+          <w:lang w:val="es-ES"/>
+        </w:rPr>
         <w:t xml:space="preserve">Documentar la base de datos de VLANs (la config es tu backup).</w:t>
       </w:r>
     </w:p>
@@ -1721,6 +2038,9 @@
         <w:pStyle w:val="Heading2"/>
       </w:pPr>
       <w:r>
+        <w:rPr>
+          <w:lang w:val="es-ES"/>
+        </w:rPr>
         <w:t xml:space="preserve">5. Router-on-a-stick: cuello de botella</w:t>
       </w:r>
     </w:p>
@@ -1735,42 +2055,66 @@
         <w:rPr>
           <w:b/>
           <w:bCs/>
+          <w:lang w:val="es-ES"/>
         </w:rPr>
         <w:t xml:space="preserve">Cálculo:</w:t>
       </w:r>
       <w:r>
-        <w:t xml:space="preserve"> </w:t>
-      </w:r>
-      <w:r>
+        <w:rPr>
+          <w:lang w:val="es-ES"/>
+        </w:rPr>
+        <w:t xml:space="preserve"> </w:t>
+      </w:r>
+      <w:r>
+        <w:rPr>
+          <w:lang w:val="es-ES"/>
+        </w:rPr>
         <w:t xml:space="preserve">4 VLANs × 30 Mbps =</w:t>
       </w:r>
       <w:r>
+        <w:rPr>
+          <w:lang w:val="es-ES"/>
+        </w:rPr>
         <w:t xml:space="preserve"> </w:t>
       </w:r>
       <w:r>
         <w:rPr>
           <w:b/>
           <w:bCs/>
+          <w:lang w:val="es-ES"/>
         </w:rPr>
         <w:t xml:space="preserve">120 Mbps</w:t>
       </w:r>
       <w:r>
+        <w:rPr>
+          <w:lang w:val="es-ES"/>
+        </w:rPr>
         <w:t xml:space="preserve">. La interfaz FastEthernet (100 Mbps) NO puede soportar 120 Mbps.</w:t>
       </w:r>
       <w:r>
+        <w:rPr>
+          <w:lang w:val="es-ES"/>
+        </w:rPr>
         <w:t xml:space="preserve"> </w:t>
       </w:r>
       <w:r>
         <w:rPr>
           <w:b/>
           <w:bCs/>
+          <w:lang w:val="es-ES"/>
         </w:rPr>
         <w:t xml:space="preserve">Sí hay cuello de botella</w:t>
       </w:r>
       <w:r>
-        <w:t xml:space="preserve"> </w:t>
-      </w:r>
-      <w:r>
+        <w:rPr>
+          <w:lang w:val="es-ES"/>
+        </w:rPr>
+        <w:t xml:space="preserve"> </w:t>
+      </w:r>
+      <w:r>
+        <w:rPr>
+          <w:lang w:val="es-ES"/>
+        </w:rPr>
         <w:t xml:space="preserve">(pérdidas y saturación).</w:t>
       </w:r>
     </w:p>
@@ -1785,6 +2129,7 @@
         <w:rPr>
           <w:b/>
           <w:bCs/>
+          <w:lang w:val="es-ES"/>
         </w:rPr>
         <w:t xml:space="preserve">Alternativas:</w:t>
       </w:r>
@@ -1801,13 +2146,20 @@
         <w:rPr>
           <w:b/>
           <w:bCs/>
+          <w:lang w:val="es-ES"/>
         </w:rPr>
         <w:t xml:space="preserve">Interfaz GigabitEthernet</w:t>
       </w:r>
       <w:r>
-        <w:t xml:space="preserve"> </w:t>
-      </w:r>
-      <w:r>
+        <w:rPr>
+          <w:lang w:val="es-ES"/>
+        </w:rPr>
+        <w:t xml:space="preserve"> </w:t>
+      </w:r>
+      <w:r>
+        <w:rPr>
+          <w:lang w:val="es-ES"/>
+        </w:rPr>
         <w:t xml:space="preserve">(1000 Mbps) → 120 Mbps es apenas el 12 % de capacidad.</w:t>
       </w:r>
     </w:p>
@@ -1823,13 +2175,20 @@
         <w:rPr>
           <w:b/>
           <w:bCs/>
+          <w:lang w:val="es-ES"/>
         </w:rPr>
         <w:t xml:space="preserve">Switch capa 3 con SVIs</w:t>
       </w:r>
       <w:r>
-        <w:t xml:space="preserve"> </w:t>
-      </w:r>
-      <w:r>
+        <w:rPr>
+          <w:lang w:val="es-ES"/>
+        </w:rPr>
+        <w:t xml:space="preserve"> </w:t>
+      </w:r>
+      <w:r>
+        <w:rPr>
+          <w:lang w:val="es-ES"/>
+        </w:rPr>
         <w:t xml:space="preserve">→ routing en hardware interno, sin interfaz única de salida.</w:t>
       </w:r>
     </w:p>
@@ -1842,22 +2201,35 @@
         </w:numPr>
       </w:pPr>
       <w:r>
+        <w:rPr>
+          <w:lang w:val="es-ES"/>
+        </w:rPr>
         <w:t xml:space="preserve">Dividir las VLANs entre</w:t>
       </w:r>
       <w:r>
+        <w:rPr>
+          <w:lang w:val="es-ES"/>
+        </w:rPr>
         <w:t xml:space="preserve"> </w:t>
       </w:r>
       <w:r>
         <w:rPr>
           <w:b/>
           <w:bCs/>
+          <w:lang w:val="es-ES"/>
         </w:rPr>
         <w:t xml:space="preserve">dos interfaces físicas</w:t>
       </w:r>
       <w:r>
-        <w:t xml:space="preserve"> </w:t>
-      </w:r>
-      <w:r>
+        <w:rPr>
+          <w:lang w:val="es-ES"/>
+        </w:rPr>
+        <w:t xml:space="preserve"> </w:t>
+      </w:r>
+      <w:r>
+        <w:rPr>
+          <w:lang w:val="es-ES"/>
+        </w:rPr>
         <w:t xml:space="preserve">del router (proporcional al tráfico).</w:t>
       </w:r>
     </w:p>
@@ -1872,26 +2244,40 @@
         <w:rPr>
           <w:b/>
           <w:bCs/>
+          <w:lang w:val="es-ES"/>
         </w:rPr>
         <w:t xml:space="preserve">Con GigabitEthernet:</w:t>
       </w:r>
       <w:r>
-        <w:t xml:space="preserve"> </w:t>
-      </w:r>
-      <w:r>
+        <w:rPr>
+          <w:lang w:val="es-ES"/>
+        </w:rPr>
+        <w:t xml:space="preserve"> </w:t>
+      </w:r>
+      <w:r>
+        <w:rPr>
+          <w:lang w:val="es-ES"/>
+        </w:rPr>
         <w:t xml:space="preserve">120 Mbps sobre 1000 Mbps =</w:t>
       </w:r>
       <w:r>
+        <w:rPr>
+          <w:lang w:val="es-ES"/>
+        </w:rPr>
         <w:t xml:space="preserve"> </w:t>
       </w:r>
       <w:r>
         <w:rPr>
           <w:b/>
           <w:bCs/>
+          <w:lang w:val="es-ES"/>
         </w:rPr>
         <w:t xml:space="preserve">12 % de uso</w:t>
       </w:r>
       <w:r>
+        <w:rPr>
+          <w:lang w:val="es-ES"/>
+        </w:rPr>
         <w:t xml:space="preserve">, sin cuello de botella. Si el tráfico se duplica (240 Mbps), seguimos al 24 %: holgado.</w:t>
       </w:r>
     </w:p>
@@ -1902,6 +2288,9 @@
         <w:pStyle w:val="Heading2"/>
       </w:pPr>
       <w:r>
+        <w:rPr>
+          <w:lang w:val="es-ES"/>
+        </w:rPr>
         <w:t xml:space="preserve">6. Seguridad en VLANs</w:t>
       </w:r>
     </w:p>
@@ -1927,6 +2316,9 @@
               <w:pStyle w:val="Compact"/>
             </w:pPr>
             <w:r>
+              <w:rPr>
+                <w:lang w:val="es-ES"/>
+              </w:rPr>
               <w:t xml:space="preserve">Riesgo</w:t>
             </w:r>
           </w:p>
@@ -1938,6 +2330,9 @@
               <w:pStyle w:val="Compact"/>
             </w:pPr>
             <w:r>
+              <w:rPr>
+                <w:lang w:val="es-ES"/>
+              </w:rPr>
               <w:t xml:space="preserve">Mitigación</w:t>
             </w:r>
           </w:p>
@@ -1951,28 +2346,42 @@
               <w:pStyle w:val="Compact"/>
             </w:pPr>
             <w:r>
+              <w:rPr>
+                <w:lang w:val="es-ES"/>
+              </w:rPr>
               <w:t xml:space="preserve">1.</w:t>
             </w:r>
             <w:r>
+              <w:rPr>
+                <w:lang w:val="es-ES"/>
+              </w:rPr>
               <w:t xml:space="preserve"> </w:t>
             </w:r>
             <w:r>
               <w:rPr>
                 <w:b/>
                 <w:bCs/>
+                <w:lang w:val="es-ES"/>
               </w:rPr>
               <w:t xml:space="preserve">VLAN Hopping por DTP</w:t>
             </w:r>
             <w:r>
+              <w:rPr>
+                <w:lang w:val="es-ES"/>
+              </w:rPr>
               <w:t xml:space="preserve">: el atacante negocia un trunk (</w:t>
             </w:r>
             <w:r>
               <w:rPr>
                 <w:rStyle w:val="VerbatimChar"/>
+                <w:lang w:val="es-ES"/>
               </w:rPr>
               <w:t xml:space="preserve">dynamic desirable</w:t>
             </w:r>
             <w:r>
+              <w:rPr>
+                <w:lang w:val="es-ES"/>
+              </w:rPr>
               <w:t xml:space="preserve">) y recibe todas las VLANs</w:t>
             </w:r>
           </w:p>
@@ -1986,33 +2395,51 @@
             <w:r>
               <w:rPr>
                 <w:rStyle w:val="VerbatimChar"/>
+                <w:lang w:val="es-ES"/>
               </w:rPr>
               <w:t xml:space="preserve">switchport mode access</w:t>
             </w:r>
             <w:r>
+              <w:rPr>
+                <w:lang w:val="es-ES"/>
+              </w:rPr>
               <w:t xml:space="preserve"> </w:t>
             </w:r>
             <w:r>
+              <w:rPr>
+                <w:lang w:val="es-ES"/>
+              </w:rPr>
               <w:t xml:space="preserve">+</w:t>
             </w:r>
             <w:r>
+              <w:rPr>
+                <w:lang w:val="es-ES"/>
+              </w:rPr>
               <w:t xml:space="preserve"> </w:t>
             </w:r>
             <w:r>
               <w:rPr>
                 <w:rStyle w:val="VerbatimChar"/>
+                <w:lang w:val="es-ES"/>
               </w:rPr>
               <w:t xml:space="preserve">switchport nonegotiate</w:t>
             </w:r>
             <w:r>
+              <w:rPr>
+                <w:lang w:val="es-ES"/>
+              </w:rPr>
               <w:t xml:space="preserve">; puertos libres con</w:t>
             </w:r>
             <w:r>
+              <w:rPr>
+                <w:lang w:val="es-ES"/>
+              </w:rPr>
               <w:t xml:space="preserve"> </w:t>
             </w:r>
             <w:r>
               <w:rPr>
                 <w:rStyle w:val="VerbatimChar"/>
+                <w:lang w:val="es-ES"/>
               </w:rPr>
               <w:t xml:space="preserve">shutdown</w:t>
             </w:r>
@@ -2027,19 +2454,29 @@
               <w:pStyle w:val="Compact"/>
             </w:pPr>
             <w:r>
+              <w:rPr>
+                <w:lang w:val="es-ES"/>
+              </w:rPr>
               <w:t xml:space="preserve">2.</w:t>
             </w:r>
             <w:r>
+              <w:rPr>
+                <w:lang w:val="es-ES"/>
+              </w:rPr>
               <w:t xml:space="preserve"> </w:t>
             </w:r>
             <w:r>
               <w:rPr>
                 <w:b/>
                 <w:bCs/>
+                <w:lang w:val="es-ES"/>
               </w:rPr>
               <w:t xml:space="preserve">Double tagging en la native VLAN</w:t>
             </w:r>
             <w:r>
+              <w:rPr>
+                <w:lang w:val="es-ES"/>
+              </w:rPr>
               <w:t xml:space="preserve">: el atacante manda una trama con doble etiqueta 802.1Q y la segunda etiqueta llega a otra VLAN</w:t>
             </w:r>
           </w:p>
@@ -2051,35 +2488,55 @@
               <w:pStyle w:val="Compact"/>
             </w:pPr>
             <w:r>
+              <w:rPr>
+                <w:lang w:val="es-ES"/>
+              </w:rPr>
               <w:t xml:space="preserve">Native VLAN</w:t>
             </w:r>
             <w:r>
+              <w:rPr>
+                <w:lang w:val="es-ES"/>
+              </w:rPr>
               <w:t xml:space="preserve"> </w:t>
             </w:r>
             <w:r>
               <w:rPr>
                 <w:b/>
                 <w:bCs/>
+                <w:lang w:val="es-ES"/>
               </w:rPr>
               <w:t xml:space="preserve">≠ 1</w:t>
             </w:r>
             <w:r>
+              <w:rPr>
+                <w:lang w:val="es-ES"/>
+              </w:rPr>
               <w:t xml:space="preserve"> </w:t>
             </w:r>
             <w:r>
+              <w:rPr>
+                <w:lang w:val="es-ES"/>
+              </w:rPr>
               <w:t xml:space="preserve">y</w:t>
             </w:r>
             <w:r>
+              <w:rPr>
+                <w:lang w:val="es-ES"/>
+              </w:rPr>
               <w:t xml:space="preserve"> </w:t>
             </w:r>
             <w:r>
               <w:rPr>
                 <w:b/>
                 <w:bCs/>
+                <w:lang w:val="es-ES"/>
               </w:rPr>
               <w:t xml:space="preserve">sin datos en la native</w:t>
             </w:r>
             <w:r>
+              <w:rPr>
+                <w:lang w:val="es-ES"/>
+              </w:rPr>
               <w:t xml:space="preserve">; segmentar físicamente zonas sensibles</w:t>
             </w:r>
           </w:p>
@@ -2093,19 +2550,29 @@
               <w:pStyle w:val="Compact"/>
             </w:pPr>
             <w:r>
+              <w:rPr>
+                <w:lang w:val="es-ES"/>
+              </w:rPr>
               <w:t xml:space="preserve">3.</w:t>
             </w:r>
             <w:r>
+              <w:rPr>
+                <w:lang w:val="es-ES"/>
+              </w:rPr>
               <w:t xml:space="preserve"> </w:t>
             </w:r>
             <w:r>
               <w:rPr>
                 <w:b/>
                 <w:bCs/>
+                <w:lang w:val="es-ES"/>
               </w:rPr>
               <w:t xml:space="preserve">VTP como arma</w:t>
             </w:r>
             <w:r>
+              <w:rPr>
+                <w:lang w:val="es-ES"/>
+              </w:rPr>
               <w:t xml:space="preserve">: un switch con revision number mayor anuncia su base de datos (vacía) y borra VLANs</w:t>
             </w:r>
           </w:p>
@@ -2117,21 +2584,34 @@
               <w:pStyle w:val="Compact"/>
             </w:pPr>
             <w:r>
+              <w:rPr>
+                <w:lang w:val="es-ES"/>
+              </w:rPr>
               <w:t xml:space="preserve">VTP transparent / VTPv3 off, verificar</w:t>
             </w:r>
             <w:r>
+              <w:rPr>
+                <w:lang w:val="es-ES"/>
+              </w:rPr>
               <w:t xml:space="preserve"> </w:t>
             </w:r>
             <w:r>
               <w:rPr>
                 <w:rStyle w:val="VerbatimChar"/>
+                <w:lang w:val="es-ES"/>
               </w:rPr>
               <w:t xml:space="preserve">show vtp status</w:t>
             </w:r>
             <w:r>
+              <w:rPr>
+                <w:lang w:val="es-ES"/>
+              </w:rPr>
               <w:t xml:space="preserve"> </w:t>
             </w:r>
             <w:r>
+              <w:rPr>
+                <w:lang w:val="es-ES"/>
+              </w:rPr>
               <w:t xml:space="preserve">antes de conectar equipo</w:t>
             </w:r>
           </w:p>
@@ -2145,6 +2625,9 @@
         <w:pStyle w:val="Heading2"/>
       </w:pPr>
       <w:r>
+        <w:rPr>
+          <w:lang w:val="es-ES"/>
+        </w:rPr>
         <w:t xml:space="preserve">7. VLAN hopping y hardening</w:t>
       </w:r>
     </w:p>
@@ -2160,6 +2643,7 @@
         <w:rPr>
           <w:b/>
           <w:bCs/>
+          <w:lang w:val="es-ES"/>
         </w:rPr>
         <w:t xml:space="preserve">Tres vectores de ataque:</w:t>
       </w:r>
@@ -2176,56 +2660,90 @@
         <w:rPr>
           <w:b/>
           <w:bCs/>
+          <w:lang w:val="es-ES"/>
         </w:rPr>
         <w:t xml:space="preserve">Negociación de trunk por DTP:</w:t>
       </w:r>
       <w:r>
-        <w:t xml:space="preserve"> </w:t>
-      </w:r>
-      <w:r>
+        <w:rPr>
+          <w:lang w:val="es-ES"/>
+        </w:rPr>
+        <w:t xml:space="preserve"> </w:t>
+      </w:r>
+      <w:r>
+        <w:rPr>
+          <w:lang w:val="es-ES"/>
+        </w:rPr>
         <w:t xml:space="preserve">un portátil conectado a un puerto en modo</w:t>
       </w:r>
       <w:r>
+        <w:rPr>
+          <w:lang w:val="es-ES"/>
+        </w:rPr>
         <w:t xml:space="preserve"> </w:t>
       </w:r>
       <w:r>
         <w:rPr>
           <w:rStyle w:val="VerbatimChar"/>
+          <w:lang w:val="es-ES"/>
         </w:rPr>
         <w:t xml:space="preserve">dynamic desirable</w:t>
       </w:r>
       <w:r>
-        <w:t xml:space="preserve"> </w:t>
-      </w:r>
-      <w:r>
+        <w:rPr>
+          <w:lang w:val="es-ES"/>
+        </w:rPr>
+        <w:t xml:space="preserve"> </w:t>
+      </w:r>
+      <w:r>
+        <w:rPr>
+          <w:lang w:val="es-ES"/>
+        </w:rPr>
         <w:t xml:space="preserve">(o</w:t>
       </w:r>
       <w:r>
+        <w:rPr>
+          <w:lang w:val="es-ES"/>
+        </w:rPr>
         <w:t xml:space="preserve"> </w:t>
       </w:r>
       <w:r>
         <w:rPr>
           <w:rStyle w:val="VerbatimChar"/>
+          <w:lang w:val="es-ES"/>
         </w:rPr>
         <w:t xml:space="preserve">dynamic auto</w:t>
       </w:r>
       <w:r>
-        <w:t xml:space="preserve"> </w:t>
-      </w:r>
-      <w:r>
+        <w:rPr>
+          <w:lang w:val="es-ES"/>
+        </w:rPr>
+        <w:t xml:space="preserve"> </w:t>
+      </w:r>
+      <w:r>
+        <w:rPr>
+          <w:lang w:val="es-ES"/>
+        </w:rPr>
         <w:t xml:space="preserve">si el portátil pide) tramita el protocolo DTP y consigue que el puerto se convierta en</w:t>
       </w:r>
       <w:r>
+        <w:rPr>
+          <w:lang w:val="es-ES"/>
+        </w:rPr>
         <w:t xml:space="preserve"> </w:t>
       </w:r>
       <w:r>
         <w:rPr>
           <w:b/>
           <w:bCs/>
+          <w:lang w:val="es-ES"/>
         </w:rPr>
         <w:t xml:space="preserve">trunk</w:t>
       </w:r>
       <w:r>
+        <w:rPr>
+          <w:lang w:val="es-ES"/>
+        </w:rPr>
         <w:t xml:space="preserve">. A partir de ahí, todas las VLANs que cruzan el trunk quedan a su alcance.</w:t>
       </w:r>
     </w:p>
@@ -2241,42 +2759,66 @@
         <w:rPr>
           <w:b/>
           <w:bCs/>
+          <w:lang w:val="es-ES"/>
         </w:rPr>
         <w:t xml:space="preserve">Double tagging:</w:t>
       </w:r>
       <w:r>
-        <w:t xml:space="preserve"> </w:t>
-      </w:r>
-      <w:r>
+        <w:rPr>
+          <w:lang w:val="es-ES"/>
+        </w:rPr>
+        <w:t xml:space="preserve"> </w:t>
+      </w:r>
+      <w:r>
+        <w:rPr>
+          <w:lang w:val="es-ES"/>
+        </w:rPr>
         <w:t xml:space="preserve">el atacante envía una trama con</w:t>
       </w:r>
       <w:r>
+        <w:rPr>
+          <w:lang w:val="es-ES"/>
+        </w:rPr>
         <w:t xml:space="preserve"> </w:t>
       </w:r>
       <w:r>
         <w:rPr>
           <w:b/>
           <w:bCs/>
+          <w:lang w:val="es-ES"/>
         </w:rPr>
         <w:t xml:space="preserve">dos etiquetas 802.1Q</w:t>
       </w:r>
       <w:r>
-        <w:t xml:space="preserve"> </w:t>
-      </w:r>
-      <w:r>
+        <w:rPr>
+          <w:lang w:val="es-ES"/>
+        </w:rPr>
+        <w:t xml:space="preserve"> </w:t>
+      </w:r>
+      <w:r>
+        <w:rPr>
+          <w:lang w:val="es-ES"/>
+        </w:rPr>
         <w:t xml:space="preserve">(a menudo con la native VLAN). El primer switch elimina la primera etiqueta (la trata como native) y la reenvía por el trunk; el segundo switch ve la segunda etiqueta y la entrega en la</w:t>
       </w:r>
       <w:r>
+        <w:rPr>
+          <w:lang w:val="es-ES"/>
+        </w:rPr>
         <w:t xml:space="preserve"> </w:t>
       </w:r>
       <w:r>
         <w:rPr>
           <w:b/>
           <w:bCs/>
+          <w:lang w:val="es-ES"/>
         </w:rPr>
         <w:t xml:space="preserve">VLAN objetivo</w:t>
       </w:r>
       <w:r>
+        <w:rPr>
+          <w:lang w:val="es-ES"/>
+        </w:rPr>
         <w:t xml:space="preserve">. El atacante nunca llega a ser trunk ni a hablar directamente: salta a la VLAN objetivo de forma encubierta.</w:t>
       </w:r>
     </w:p>
@@ -2292,13 +2834,20 @@
         <w:rPr>
           <w:b/>
           <w:bCs/>
+          <w:lang w:val="es-ES"/>
         </w:rPr>
         <w:t xml:space="preserve">Tráfico mislabeled / native VLAN vulnerable:</w:t>
       </w:r>
       <w:r>
-        <w:t xml:space="preserve"> </w:t>
-      </w:r>
-      <w:r>
+        <w:rPr>
+          <w:lang w:val="es-ES"/>
+        </w:rPr>
+        <w:t xml:space="preserve"> </w:t>
+      </w:r>
+      <w:r>
+        <w:rPr>
+          <w:lang w:val="es-ES"/>
+        </w:rPr>
         <w:t xml:space="preserve">si la native VLAN transporta datos y es la VLAN 1, todo el tráfico sin etiquetar (o mal etiquetado) acaba en la VLAN por defecto, donde pueden mezclarse con otras VLANs mal configuradas (o con el double tagging del vector anterior gratuitamente).</w:t>
       </w:r>
     </w:p>
@@ -2314,6 +2863,7 @@
         <w:rPr>
           <w:b/>
           <w:bCs/>
+          <w:lang w:val="es-ES"/>
         </w:rPr>
         <w:t xml:space="preserve">Tres mitigaciones concretas:</w:t>
       </w:r>
@@ -2330,52 +2880,83 @@
         <w:rPr>
           <w:b/>
           <w:bCs/>
+          <w:lang w:val="es-ES"/>
         </w:rPr>
         <w:t xml:space="preserve">Apagar DTP en puertos de usuario:</w:t>
       </w:r>
       <w:r>
+        <w:rPr>
+          <w:lang w:val="es-ES"/>
+        </w:rPr>
         <w:t xml:space="preserve"> </w:t>
       </w:r>
       <w:r>
         <w:rPr>
           <w:rStyle w:val="VerbatimChar"/>
+          <w:lang w:val="es-ES"/>
         </w:rPr>
         <w:t xml:space="preserve">switchport mode access</w:t>
       </w:r>
       <w:r>
-        <w:t xml:space="preserve"> </w:t>
-      </w:r>
-      <w:r>
+        <w:rPr>
+          <w:lang w:val="es-ES"/>
+        </w:rPr>
+        <w:t xml:space="preserve"> </w:t>
+      </w:r>
+      <w:r>
+        <w:rPr>
+          <w:lang w:val="es-ES"/>
+        </w:rPr>
         <w:t xml:space="preserve">+</w:t>
       </w:r>
       <w:r>
+        <w:rPr>
+          <w:lang w:val="es-ES"/>
+        </w:rPr>
         <w:t xml:space="preserve"> </w:t>
       </w:r>
       <w:r>
         <w:rPr>
           <w:rStyle w:val="VerbatimChar"/>
+          <w:lang w:val="es-ES"/>
         </w:rPr>
         <w:t xml:space="preserve">switchport nonegotiate</w:t>
       </w:r>
       <w:r>
-        <w:t xml:space="preserve"> </w:t>
-      </w:r>
-      <w:r>
+        <w:rPr>
+          <w:lang w:val="es-ES"/>
+        </w:rPr>
+        <w:t xml:space="preserve"> </w:t>
+      </w:r>
+      <w:r>
+        <w:rPr>
+          <w:lang w:val="es-ES"/>
+        </w:rPr>
         <w:t xml:space="preserve">(y</w:t>
       </w:r>
       <w:r>
+        <w:rPr>
+          <w:lang w:val="es-ES"/>
+        </w:rPr>
         <w:t xml:space="preserve"> </w:t>
       </w:r>
       <w:r>
         <w:rPr>
           <w:rStyle w:val="VerbatimChar"/>
+          <w:lang w:val="es-ES"/>
         </w:rPr>
         <w:t xml:space="preserve">shutdown</w:t>
       </w:r>
       <w:r>
-        <w:t xml:space="preserve"> </w:t>
-      </w:r>
-      <w:r>
+        <w:rPr>
+          <w:lang w:val="es-ES"/>
+        </w:rPr>
+        <w:t xml:space="preserve"> </w:t>
+      </w:r>
+      <w:r>
+        <w:rPr>
+          <w:lang w:val="es-ES"/>
+        </w:rPr>
         <w:t xml:space="preserve">en los puertos no usados) → el atacante no puede negociar un trunk.</w:t>
       </w:r>
     </w:p>
@@ -2391,22 +2972,33 @@
         <w:rPr>
           <w:b/>
           <w:bCs/>
+          <w:lang w:val="es-ES"/>
         </w:rPr>
         <w:t xml:space="preserve">Cambiar la native VLAN y no usarla para datos:</w:t>
       </w:r>
       <w:r>
+        <w:rPr>
+          <w:lang w:val="es-ES"/>
+        </w:rPr>
         <w:t xml:space="preserve"> </w:t>
       </w:r>
       <w:r>
         <w:rPr>
           <w:rStyle w:val="VerbatimChar"/>
+          <w:lang w:val="es-ES"/>
         </w:rPr>
         <w:t xml:space="preserve">switchport trunk native vlan 99</w:t>
       </w:r>
       <w:r>
-        <w:t xml:space="preserve"> </w:t>
-      </w:r>
-      <w:r>
+        <w:rPr>
+          <w:lang w:val="es-ES"/>
+        </w:rPr>
+        <w:t xml:space="preserve"> </w:t>
+      </w:r>
+      <w:r>
+        <w:rPr>
+          <w:lang w:val="es-ES"/>
+        </w:rPr>
         <w:t xml:space="preserve">(o 999) en TODOS los trunks, y usar VLANs de datos distintas de la native → el double tagging pierde su puerta de entrada.</w:t>
       </w:r>
     </w:p>
@@ -2422,38 +3014,59 @@
         <w:rPr>
           <w:b/>
           <w:bCs/>
+          <w:lang w:val="es-ES"/>
         </w:rPr>
         <w:t xml:space="preserve">Limitar y segmentar:</w:t>
       </w:r>
       <w:r>
+        <w:rPr>
+          <w:lang w:val="es-ES"/>
+        </w:rPr>
         <w:t xml:space="preserve"> </w:t>
       </w:r>
       <w:r>
         <w:rPr>
           <w:rStyle w:val="VerbatimChar"/>
+          <w:lang w:val="es-ES"/>
         </w:rPr>
         <w:t xml:space="preserve">switchport trunk allowed vlan 10,20,30</w:t>
       </w:r>
       <w:r>
-        <w:t xml:space="preserve"> </w:t>
-      </w:r>
-      <w:r>
+        <w:rPr>
+          <w:lang w:val="es-ES"/>
+        </w:rPr>
+        <w:t xml:space="preserve"> </w:t>
+      </w:r>
+      <w:r>
+        <w:rPr>
+          <w:lang w:val="es-ES"/>
+        </w:rPr>
         <w:t xml:space="preserve">para restringir qué VLANs cruzan cada trunk, y</w:t>
       </w:r>
       <w:r>
+        <w:rPr>
+          <w:lang w:val="es-ES"/>
+        </w:rPr>
         <w:t xml:space="preserve"> </w:t>
       </w:r>
       <w:r>
         <w:rPr>
           <w:b/>
           <w:bCs/>
+          <w:lang w:val="es-ES"/>
         </w:rPr>
         <w:t xml:space="preserve">VTP transparent / VTPv3 off</w:t>
       </w:r>
       <w:r>
-        <w:t xml:space="preserve"> </w:t>
-      </w:r>
-      <w:r>
+        <w:rPr>
+          <w:lang w:val="es-ES"/>
+        </w:rPr>
+        <w:t xml:space="preserve"> </w:t>
+      </w:r>
+      <w:r>
+        <w:rPr>
+          <w:lang w:val="es-ES"/>
+        </w:rPr>
         <w:t xml:space="preserve">para que un switch rogue no arrase la base de datos.</w:t>
       </w:r>
     </w:p>
@@ -2464,6 +3077,9 @@
         <w:pStyle w:val="Heading2"/>
       </w:pPr>
       <w:r>
+        <w:rPr>
+          <w:lang w:val="es-ES"/>
+        </w:rPr>
         <w:t xml:space="preserve">8. Inter-VLAN con SVI paso a paso</w:t>
       </w:r>
     </w:p>
@@ -2475,6 +3091,7 @@
         <w:rPr>
           <w:b/>
           <w:bCs/>
+          <w:lang w:val="es-ES"/>
         </w:rPr>
         <w:t xml:space="preserve">(Se asume que los puertos access de las VLANs 10/20/30 ya están asignados.)</w:t>
       </w:r>
@@ -2491,6 +3108,7 @@
         <w:rPr>
           <w:b/>
           <w:bCs/>
+          <w:lang w:val="es-ES"/>
         </w:rPr>
         <w:t xml:space="preserve">Creación de VLANs:</w:t>
       </w:r>
@@ -2707,6 +3325,7 @@
         <w:rPr>
           <w:b/>
           <w:bCs/>
+          <w:lang w:val="es-ES"/>
         </w:rPr>
         <w:t xml:space="preserve">Activar el routing global:</w:t>
       </w:r>
@@ -2758,6 +3377,7 @@
         <w:rPr>
           <w:b/>
           <w:bCs/>
+          <w:lang w:val="es-ES"/>
         </w:rPr>
         <w:t xml:space="preserve">SVIs (uno por VLAN):</w:t>
       </w:r>
@@ -3079,6 +3699,7 @@
         <w:rPr>
           <w:b/>
           <w:bCs/>
+          <w:lang w:val="es-ES"/>
         </w:rPr>
         <w:t xml:space="preserve">Gateway de cada PC:</w:t>
       </w:r>
@@ -3105,6 +3726,9 @@
               <w:pStyle w:val="Compact"/>
             </w:pPr>
             <w:r>
+              <w:rPr>
+                <w:lang w:val="es-ES"/>
+              </w:rPr>
               <w:t xml:space="preserve">VLAN</w:t>
             </w:r>
           </w:p>
@@ -3116,6 +3740,9 @@
               <w:pStyle w:val="Compact"/>
             </w:pPr>
             <w:r>
+              <w:rPr>
+                <w:lang w:val="es-ES"/>
+              </w:rPr>
               <w:t xml:space="preserve">Subred</w:t>
             </w:r>
           </w:p>
@@ -3127,6 +3754,9 @@
               <w:pStyle w:val="Compact"/>
             </w:pPr>
             <w:r>
+              <w:rPr>
+                <w:lang w:val="es-ES"/>
+              </w:rPr>
               <w:t xml:space="preserve">Gateway (IP del SVI)</w:t>
             </w:r>
           </w:p>
@@ -3140,6 +3770,9 @@
               <w:pStyle w:val="Compact"/>
             </w:pPr>
             <w:r>
+              <w:rPr>
+                <w:lang w:val="es-ES"/>
+              </w:rPr>
               <w:t xml:space="preserve">10 Ventas</w:t>
             </w:r>
           </w:p>
@@ -3151,6 +3784,9 @@
               <w:pStyle w:val="Compact"/>
             </w:pPr>
             <w:r>
+              <w:rPr>
+                <w:lang w:val="es-ES"/>
+              </w:rPr>
               <w:t xml:space="preserve">192.168.10.0/24</w:t>
             </w:r>
           </w:p>
@@ -3162,6 +3798,9 @@
               <w:pStyle w:val="Compact"/>
             </w:pPr>
             <w:r>
+              <w:rPr>
+                <w:lang w:val="es-ES"/>
+              </w:rPr>
               <w:t xml:space="preserve">192.168.10.1</w:t>
             </w:r>
           </w:p>
@@ -3175,6 +3814,9 @@
               <w:pStyle w:val="Compact"/>
             </w:pPr>
             <w:r>
+              <w:rPr>
+                <w:lang w:val="es-ES"/>
+              </w:rPr>
               <w:t xml:space="preserve">20 RRHH</w:t>
             </w:r>
           </w:p>
@@ -3186,6 +3828,9 @@
               <w:pStyle w:val="Compact"/>
             </w:pPr>
             <w:r>
+              <w:rPr>
+                <w:lang w:val="es-ES"/>
+              </w:rPr>
               <w:t xml:space="preserve">192.168.20.0/24</w:t>
             </w:r>
           </w:p>
@@ -3197,6 +3842,9 @@
               <w:pStyle w:val="Compact"/>
             </w:pPr>
             <w:r>
+              <w:rPr>
+                <w:lang w:val="es-ES"/>
+              </w:rPr>
               <w:t xml:space="preserve">192.168.20.1</w:t>
             </w:r>
           </w:p>
@@ -3210,6 +3858,9 @@
               <w:pStyle w:val="Compact"/>
             </w:pPr>
             <w:r>
+              <w:rPr>
+                <w:lang w:val="es-ES"/>
+              </w:rPr>
               <w:t xml:space="preserve">30 IT</w:t>
             </w:r>
           </w:p>
@@ -3221,6 +3872,9 @@
               <w:pStyle w:val="Compact"/>
             </w:pPr>
             <w:r>
+              <w:rPr>
+                <w:lang w:val="es-ES"/>
+              </w:rPr>
               <w:t xml:space="preserve">192.168.30.0/24</w:t>
             </w:r>
           </w:p>
@@ -3232,6 +3886,9 @@
               <w:pStyle w:val="Compact"/>
             </w:pPr>
             <w:r>
+              <w:rPr>
+                <w:lang w:val="es-ES"/>
+              </w:rPr>
               <w:t xml:space="preserve">192.168.30.1</w:t>
             </w:r>
           </w:p>
@@ -3246,67 +3903,108 @@
         <w:rPr>
           <w:b/>
           <w:bCs/>
+          <w:lang w:val="es-ES"/>
         </w:rPr>
         <w:t xml:space="preserve">Verificación:</w:t>
       </w:r>
       <w:r>
-        <w:t xml:space="preserve"> </w:t>
-      </w:r>
-      <w:r>
+        <w:rPr>
+          <w:lang w:val="es-ES"/>
+        </w:rPr>
+        <w:t xml:space="preserve"> </w:t>
+      </w:r>
+      <w:r>
+        <w:rPr>
+          <w:lang w:val="es-ES"/>
+        </w:rPr>
         <w:t xml:space="preserve">comprueba que el SVI esté Up/Up (</w:t>
       </w:r>
       <w:r>
         <w:rPr>
           <w:rStyle w:val="VerbatimChar"/>
+          <w:lang w:val="es-ES"/>
         </w:rPr>
         <w:t xml:space="preserve">show ip interface brief</w:t>
       </w:r>
       <w:r>
+        <w:rPr>
+          <w:lang w:val="es-ES"/>
+        </w:rPr>
         <w:t xml:space="preserve">), revisa que las VLANs existan en</w:t>
       </w:r>
       <w:r>
+        <w:rPr>
+          <w:lang w:val="es-ES"/>
+        </w:rPr>
         <w:t xml:space="preserve"> </w:t>
       </w:r>
       <w:r>
         <w:rPr>
           <w:rStyle w:val="VerbatimChar"/>
+          <w:lang w:val="es-ES"/>
         </w:rPr>
         <w:t xml:space="preserve">show vlan brief</w:t>
       </w:r>
       <w:r>
-        <w:t xml:space="preserve"> </w:t>
-      </w:r>
-      <w:r>
+        <w:rPr>
+          <w:lang w:val="es-ES"/>
+        </w:rPr>
+        <w:t xml:space="preserve"> </w:t>
+      </w:r>
+      <w:r>
+        <w:rPr>
+          <w:lang w:val="es-ES"/>
+        </w:rPr>
         <w:t xml:space="preserve">y prueba la conectividad con</w:t>
       </w:r>
       <w:r>
+        <w:rPr>
+          <w:lang w:val="es-ES"/>
+        </w:rPr>
         <w:t xml:space="preserve"> </w:t>
       </w:r>
       <w:r>
         <w:rPr>
           <w:rStyle w:val="VerbatimChar"/>
+          <w:lang w:val="es-ES"/>
         </w:rPr>
         <w:t xml:space="preserve">ping</w:t>
       </w:r>
       <w:r>
-        <w:t xml:space="preserve"> </w:t>
-      </w:r>
-      <w:r>
+        <w:rPr>
+          <w:lang w:val="es-ES"/>
+        </w:rPr>
+        <w:t xml:space="preserve"> </w:t>
+      </w:r>
+      <w:r>
+        <w:rPr>
+          <w:lang w:val="es-ES"/>
+        </w:rPr>
         <w:t xml:space="preserve">entre SVIs (ej. desde el SVI 10 contra 192.168.20.1). Si los SVIs están Up/Up pero no enrutan, el culpable es el comando</w:t>
       </w:r>
       <w:r>
+        <w:rPr>
+          <w:lang w:val="es-ES"/>
+        </w:rPr>
         <w:t xml:space="preserve"> </w:t>
       </w:r>
       <w:r>
         <w:rPr>
           <w:rStyle w:val="VerbatimChar"/>
+          <w:lang w:val="es-ES"/>
         </w:rPr>
         <w:t xml:space="preserve">ip routing</w:t>
       </w:r>
       <w:r>
-        <w:t xml:space="preserve"> </w:t>
-      </w:r>
-      <w:r>
+        <w:rPr>
+          <w:lang w:val="es-ES"/>
+        </w:rPr>
+        <w:t xml:space="preserve"> </w:t>
+      </w:r>
+      <w:r>
+        <w:rPr>
+          <w:lang w:val="es-ES"/>
+        </w:rPr>
         <w:t xml:space="preserve">olvidado.</w:t>
       </w:r>
     </w:p>

--- a/docx/05-trunking-inter-vlan/boletin-U05-avanzado-resuelto.docx
+++ b/docx/05-trunking-inter-vlan/boletin-U05-avanzado-resuelto.docx
@@ -15,9 +15,6 @@
             <w:pStyle w:val="TOCHeading"/>
           </w:pPr>
           <w:r>
-            <w:rPr>
-              <w:lang w:val="es-ES"/>
-            </w:rPr>
             <w:t xml:space="preserve">Table of Contents</w:t>
           </w:r>
         </w:p>
@@ -37,22 +34,16 @@
         <w:pStyle w:val="Heading1"/>
       </w:pPr>
       <w:r>
-        <w:rPr>
-          <w:lang w:val="es-ES"/>
-        </w:rPr>
         <w:t xml:space="preserve">Boletín UD5 — Avanzado (Resuelto)</w:t>
       </w:r>
     </w:p>
     <w:bookmarkEnd w:id="9"/>
-    <w:bookmarkStart w:id="18" w:name="boletín-ud5-avanzado-resuelto-1"/>
+    <w:bookmarkStart w:id="19" w:name="boletín-ud5-avanzado-resuelto-1"/>
     <w:p>
       <w:pPr>
         <w:pStyle w:val="Heading1"/>
       </w:pPr>
       <w:r>
-        <w:rPr>
-          <w:lang w:val="es-ES"/>
-        </w:rPr>
         <w:t xml:space="preserve">✅ Boletín UD5 — Avanzado (Resuelto)</w:t>
       </w:r>
     </w:p>
@@ -69,9 +60,6 @@
         <w:pStyle w:val="Heading2"/>
       </w:pPr>
       <w:r>
-        <w:rPr>
-          <w:lang w:val="es-ES"/>
-        </w:rPr>
         <w:t xml:space="preserve">1. Configuración completa de VLANs</w:t>
       </w:r>
     </w:p>
@@ -83,7 +71,6 @@
         <w:rPr>
           <w:b/>
           <w:bCs/>
-          <w:lang w:val="es-ES"/>
         </w:rPr>
         <w:t xml:space="preserve">Switch1:</w:t>
       </w:r>
@@ -692,39 +679,25 @@
         <w:rPr>
           <w:b/>
           <w:bCs/>
-          <w:lang w:val="es-ES"/>
         </w:rPr>
         <w:t xml:space="preserve">Switch2:</w:t>
       </w:r>
       <w:r>
-        <w:rPr>
-          <w:lang w:val="es-ES"/>
-        </w:rPr>
-        <w:t xml:space="preserve"> </w:t>
-      </w:r>
-      <w:r>
-        <w:rPr>
-          <w:lang w:val="es-ES"/>
-        </w:rPr>
+        <w:t xml:space="preserve"> </w:t>
+      </w:r>
+      <w:r>
         <w:t xml:space="preserve">(configuración similar: mismas VLANs, mismos puertos access 1-5 → 10 y 6-10 → 20, y el mismo trunk en Fa0/24 con native 99 y</w:t>
       </w:r>
       <w:r>
-        <w:rPr>
-          <w:lang w:val="es-ES"/>
-        </w:rPr>
         <w:t xml:space="preserve"> </w:t>
       </w:r>
       <w:r>
         <w:rPr>
           <w:rStyle w:val="VerbatimChar"/>
-          <w:lang w:val="es-ES"/>
         </w:rPr>
         <w:t xml:space="preserve">allowed vlan 10,20</w:t>
       </w:r>
       <w:r>
-        <w:rPr>
-          <w:lang w:val="es-ES"/>
-        </w:rPr>
         <w:t xml:space="preserve">).</w:t>
       </w:r>
     </w:p>
@@ -736,7 +709,6 @@
         <w:rPr>
           <w:b/>
           <w:bCs/>
-          <w:lang w:val="es-ES"/>
         </w:rPr>
         <w:t xml:space="preserve">Router:</w:t>
       </w:r>
@@ -1014,9 +986,6 @@
         <w:pStyle w:val="Heading2"/>
       </w:pPr>
       <w:r>
-        <w:rPr>
-          <w:lang w:val="es-ES"/>
-        </w:rPr>
         <w:t xml:space="preserve">2. Diagnóstico de native VLAN</w:t>
       </w:r>
     </w:p>
@@ -1031,20 +1000,13 @@
         <w:rPr>
           <w:b/>
           <w:bCs/>
-          <w:lang w:val="es-ES"/>
         </w:rPr>
         <w:t xml:space="preserve">Problemas:</w:t>
       </w:r>
       <w:r>
-        <w:rPr>
-          <w:lang w:val="es-ES"/>
-        </w:rPr>
-        <w:t xml:space="preserve"> </w:t>
-      </w:r>
-      <w:r>
-        <w:rPr>
-          <w:lang w:val="es-ES"/>
-        </w:rPr>
+        <w:t xml:space="preserve"> </w:t>
+      </w:r>
+      <w:r>
         <w:t xml:space="preserve">las tramas sin etiquetar (de la VLAN nativa, incluyendo tráfico de control CDP/VTP/DTP y datos de esa VLAN) se interpretan en la VLAN equivocada en el otro extremo.</w:t>
       </w:r>
     </w:p>
@@ -1057,9 +1019,6 @@
         </w:numPr>
       </w:pPr>
       <w:r>
-        <w:rPr>
-          <w:lang w:val="es-ES"/>
-        </w:rPr>
         <w:t xml:space="preserve">Tráfico de control (CDP, VTP) no funciona correctamente entre switches.</w:t>
       </w:r>
     </w:p>
@@ -1072,9 +1031,6 @@
         </w:numPr>
       </w:pPr>
       <w:r>
-        <w:rPr>
-          <w:lang w:val="es-ES"/>
-        </w:rPr>
         <w:t xml:space="preserve">Posibles problemas de conectividad en la native VLAN (va y viene a ratos).</w:t>
       </w:r>
     </w:p>
@@ -1087,29 +1043,19 @@
         </w:numPr>
       </w:pPr>
       <w:r>
-        <w:rPr>
-          <w:lang w:val="es-ES"/>
-        </w:rPr>
         <w:t xml:space="preserve">Mensajes de error en el log de ambos switches:</w:t>
       </w:r>
       <w:r>
-        <w:rPr>
-          <w:lang w:val="es-ES"/>
-        </w:rPr>
         <w:t xml:space="preserve"> </w:t>
       </w:r>
       <w:r>
         <w:rPr>
           <w:i/>
           <w:iCs/>
-          <w:lang w:val="es-ES"/>
         </w:rPr>
         <w:t xml:space="preserve">“Native VLAN mismatch discovered on Fa0/24”</w:t>
       </w:r>
       <w:r>
-        <w:rPr>
-          <w:lang w:val="es-ES"/>
-        </w:rPr>
         <w:t xml:space="preserve">.</w:t>
       </w:r>
     </w:p>
@@ -1124,33 +1070,22 @@
         <w:rPr>
           <w:b/>
           <w:bCs/>
-          <w:lang w:val="es-ES"/>
         </w:rPr>
         <w:t xml:space="preserve">Diagnóstico:</w:t>
       </w:r>
       <w:r>
-        <w:rPr>
-          <w:lang w:val="es-ES"/>
-        </w:rPr>
         <w:t xml:space="preserve"> </w:t>
       </w:r>
       <w:r>
         <w:rPr>
           <w:rStyle w:val="VerbatimChar"/>
-          <w:lang w:val="es-ES"/>
         </w:rPr>
         <w:t xml:space="preserve">show interfaces trunk</w:t>
       </w:r>
       <w:r>
-        <w:rPr>
-          <w:lang w:val="es-ES"/>
-        </w:rPr>
-        <w:t xml:space="preserve"> </w:t>
-      </w:r>
-      <w:r>
-        <w:rPr>
-          <w:lang w:val="es-ES"/>
-        </w:rPr>
+        <w:t xml:space="preserve"> </w:t>
+      </w:r>
+      <w:r>
         <w:t xml:space="preserve">en ambos switches. Muestra la native VLAN de cada extremo y reporta directamente el mismatch.</w:t>
       </w:r>
     </w:p>
@@ -1165,46 +1100,29 @@
         <w:rPr>
           <w:b/>
           <w:bCs/>
-          <w:lang w:val="es-ES"/>
         </w:rPr>
         <w:t xml:space="preserve">Arreglo sin pérdida:</w:t>
       </w:r>
       <w:r>
-        <w:rPr>
-          <w:lang w:val="es-ES"/>
-        </w:rPr>
-        <w:t xml:space="preserve"> </w:t>
-      </w:r>
-      <w:r>
-        <w:rPr>
-          <w:lang w:val="es-ES"/>
-        </w:rPr>
+        <w:t xml:space="preserve"> </w:t>
+      </w:r>
+      <w:r>
         <w:t xml:space="preserve">configurar la</w:t>
       </w:r>
       <w:r>
-        <w:rPr>
-          <w:lang w:val="es-ES"/>
-        </w:rPr>
         <w:t xml:space="preserve"> </w:t>
       </w:r>
       <w:r>
         <w:rPr>
           <w:b/>
           <w:bCs/>
-          <w:lang w:val="es-ES"/>
         </w:rPr>
         <w:t xml:space="preserve">misma native VLAN en ambos extremos</w:t>
       </w:r>
       <w:r>
-        <w:rPr>
-          <w:lang w:val="es-ES"/>
-        </w:rPr>
-        <w:t xml:space="preserve"> </w:t>
-      </w:r>
-      <w:r>
-        <w:rPr>
-          <w:lang w:val="es-ES"/>
-        </w:rPr>
+        <w:t xml:space="preserve"> </w:t>
+      </w:r>
+      <w:r>
         <w:t xml:space="preserve">— elegir un número (ej. 99) y ponerlo en ambos:</w:t>
       </w:r>
     </w:p>
@@ -1255,29 +1173,19 @@
         </w:numPr>
       </w:pPr>
       <w:r>
-        <w:rPr>
-          <w:lang w:val="es-ES"/>
-        </w:rPr>
         <w:t xml:space="preserve">El cambio es</w:t>
       </w:r>
       <w:r>
-        <w:rPr>
-          <w:lang w:val="es-ES"/>
-        </w:rPr>
         <w:t xml:space="preserve"> </w:t>
       </w:r>
       <w:r>
         <w:rPr>
           <w:b/>
           <w:bCs/>
-          <w:lang w:val="es-ES"/>
         </w:rPr>
         <w:t xml:space="preserve">inmediato</w:t>
       </w:r>
       <w:r>
-        <w:rPr>
-          <w:lang w:val="es-ES"/>
-        </w:rPr>
         <w:t xml:space="preserve">: la native VLAN solo afecta a tramas sin etiquetar. Las VLANs etiquetadas (10, 20, 30) no sufren interrupción durante el cambio.</w:t>
       </w:r>
     </w:p>
@@ -1288,9 +1196,6 @@
         <w:pStyle w:val="Heading2"/>
       </w:pPr>
       <w:r>
-        <w:rPr>
-          <w:lang w:val="es-ES"/>
-        </w:rPr>
         <w:t xml:space="preserve">3. Diseño de VLANs corporativas</w:t>
       </w:r>
     </w:p>
@@ -1305,104 +1210,55 @@
         <w:rPr>
           <w:b/>
           <w:bCs/>
-          <w:lang w:val="es-ES"/>
         </w:rPr>
         <w:t xml:space="preserve">Tabla de VLANs:</w:t>
       </w:r>
       <w:r>
-        <w:rPr>
-          <w:lang w:val="es-ES"/>
-        </w:rPr>
-        <w:t xml:space="preserve"> </w:t>
-      </w:r>
-      <w:r>
-        <w:rPr>
-          <w:lang w:val="es-ES"/>
-        </w:rPr>
+        <w:t xml:space="preserve"> </w:t>
+      </w:r>
+      <w:r>
         <w:t xml:space="preserve">| VLAN | Nombre | Puertos |</w:t>
       </w:r>
       <w:r>
-        <w:rPr>
-          <w:lang w:val="es-ES"/>
-        </w:rPr>
-        <w:t xml:space="preserve"> </w:t>
-      </w:r>
-      <w:r>
-        <w:rPr>
-          <w:lang w:val="es-ES"/>
-        </w:rPr>
+        <w:t xml:space="preserve"> </w:t>
+      </w:r>
+      <w:r>
         <w:t xml:space="preserve">|——|——–|———|</w:t>
       </w:r>
       <w:r>
-        <w:rPr>
-          <w:lang w:val="es-ES"/>
-        </w:rPr>
-        <w:t xml:space="preserve"> </w:t>
-      </w:r>
-      <w:r>
-        <w:rPr>
-          <w:lang w:val="es-ES"/>
-        </w:rPr>
+        <w:t xml:space="preserve"> </w:t>
+      </w:r>
+      <w:r>
         <w:t xml:space="preserve">| 10 | Recepción | Planta baja 1-5 |</w:t>
       </w:r>
       <w:r>
-        <w:rPr>
-          <w:lang w:val="es-ES"/>
-        </w:rPr>
-        <w:t xml:space="preserve"> </w:t>
-      </w:r>
-      <w:r>
-        <w:rPr>
-          <w:lang w:val="es-ES"/>
-        </w:rPr>
+        <w:t xml:space="preserve"> </w:t>
+      </w:r>
+      <w:r>
         <w:t xml:space="preserve">| 20 | Servidores | Planta baja 6-15 |</w:t>
       </w:r>
       <w:r>
-        <w:rPr>
-          <w:lang w:val="es-ES"/>
-        </w:rPr>
-        <w:t xml:space="preserve"> </w:t>
-      </w:r>
-      <w:r>
-        <w:rPr>
-          <w:lang w:val="es-ES"/>
-        </w:rPr>
+        <w:t xml:space="preserve"> </w:t>
+      </w:r>
+      <w:r>
         <w:t xml:space="preserve">| 30 | Ventas | Planta 1, puertos 1-30 |</w:t>
       </w:r>
       <w:r>
-        <w:rPr>
-          <w:lang w:val="es-ES"/>
-        </w:rPr>
-        <w:t xml:space="preserve"> </w:t>
-      </w:r>
-      <w:r>
-        <w:rPr>
-          <w:lang w:val="es-ES"/>
-        </w:rPr>
+        <w:t xml:space="preserve"> </w:t>
+      </w:r>
+      <w:r>
         <w:t xml:space="preserve">| 40 | Marketing | Planta 1, puertos 31-45 |</w:t>
       </w:r>
       <w:r>
-        <w:rPr>
-          <w:lang w:val="es-ES"/>
-        </w:rPr>
-        <w:t xml:space="preserve"> </w:t>
-      </w:r>
-      <w:r>
-        <w:rPr>
-          <w:lang w:val="es-ES"/>
-        </w:rPr>
+        <w:t xml:space="preserve"> </w:t>
+      </w:r>
+      <w:r>
         <w:t xml:space="preserve">| 50 | IT | Planta 2, puertos 1-20 |</w:t>
       </w:r>
       <w:r>
-        <w:rPr>
-          <w:lang w:val="es-ES"/>
-        </w:rPr>
-        <w:t xml:space="preserve"> </w:t>
-      </w:r>
-      <w:r>
-        <w:rPr>
-          <w:lang w:val="es-ES"/>
-        </w:rPr>
+        <w:t xml:space="preserve"> </w:t>
+      </w:r>
+      <w:r>
         <w:t xml:space="preserve">| 60 | Dirección | Planta 2, puertos 21-25 |</w:t>
       </w:r>
     </w:p>
@@ -1417,46 +1273,29 @@
         <w:rPr>
           <w:b/>
           <w:bCs/>
-          <w:lang w:val="es-ES"/>
         </w:rPr>
         <w:t xml:space="preserve">Router-on-a-stick:</w:t>
       </w:r>
       <w:r>
-        <w:rPr>
-          <w:lang w:val="es-ES"/>
-        </w:rPr>
-        <w:t xml:space="preserve"> </w:t>
-      </w:r>
-      <w:r>
-        <w:rPr>
-          <w:lang w:val="es-ES"/>
-        </w:rPr>
+        <w:t xml:space="preserve"> </w:t>
+      </w:r>
+      <w:r>
         <w:t xml:space="preserve">en la planta baja, cerca de los servidores, conectado por un trunk a un puerto del core (puede enrutar todas las VLANs con subinterfaces).</w:t>
       </w:r>
       <w:r>
-        <w:rPr>
-          <w:lang w:val="es-ES"/>
-        </w:rPr>
         <w:t xml:space="preserve"> </w:t>
       </w:r>
       <w:r>
         <w:rPr>
           <w:b/>
           <w:bCs/>
-          <w:lang w:val="es-ES"/>
         </w:rPr>
         <w:t xml:space="preserve">Alternativa:</w:t>
       </w:r>
       <w:r>
-        <w:rPr>
-          <w:lang w:val="es-ES"/>
-        </w:rPr>
-        <w:t xml:space="preserve"> </w:t>
-      </w:r>
-      <w:r>
-        <w:rPr>
-          <w:lang w:val="es-ES"/>
-        </w:rPr>
+        <w:t xml:space="preserve"> </w:t>
+      </w:r>
+      <w:r>
         <w:t xml:space="preserve">switch capa 3 como core en la sala de servidores, haciendo routing entre VLANs internamente con SVIs (se elimina el cuello de botella del router).</w:t>
       </w:r>
     </w:p>
@@ -1471,52 +1310,32 @@
         <w:rPr>
           <w:b/>
           <w:bCs/>
-          <w:lang w:val="es-ES"/>
         </w:rPr>
         <w:t xml:space="preserve">VLANs en trunks:</w:t>
       </w:r>
       <w:r>
-        <w:rPr>
-          <w:lang w:val="es-ES"/>
-        </w:rPr>
-        <w:t xml:space="preserve"> </w:t>
-      </w:r>
-      <w:r>
-        <w:rPr>
-          <w:lang w:val="es-ES"/>
-        </w:rPr>
+        <w:t xml:space="preserve"> </w:t>
+      </w:r>
+      <w:r>
         <w:t xml:space="preserve">todas (10, 20, 30, 40, 50, 60) en los trunks del core, con</w:t>
       </w:r>
       <w:r>
-        <w:rPr>
-          <w:lang w:val="es-ES"/>
-        </w:rPr>
         <w:t xml:space="preserve"> </w:t>
       </w:r>
       <w:r>
         <w:rPr>
           <w:b/>
           <w:bCs/>
-          <w:lang w:val="es-ES"/>
         </w:rPr>
         <w:t xml:space="preserve">native VLAN cambiada</w:t>
       </w:r>
       <w:r>
-        <w:rPr>
-          <w:lang w:val="es-ES"/>
-        </w:rPr>
-        <w:t xml:space="preserve"> </w:t>
-      </w:r>
-      <w:r>
-        <w:rPr>
-          <w:lang w:val="es-ES"/>
-        </w:rPr>
+        <w:t xml:space="preserve"> </w:t>
+      </w:r>
+      <w:r>
         <w:t xml:space="preserve">(ej. 999) y</w:t>
       </w:r>
       <w:r>
-        <w:rPr>
-          <w:lang w:val="es-ES"/>
-        </w:rPr>
         <w:t xml:space="preserve"> </w:t>
       </w:r>
       <w:r>
@@ -1524,20 +1343,13 @@
           <w:rStyle w:val="VerbatimChar"/>
           <w:b/>
           <w:bCs/>
-          <w:lang w:val="es-ES"/>
         </w:rPr>
         <w:t xml:space="preserve">allowed vlan</w:t>
       </w:r>
       <w:r>
-        <w:rPr>
-          <w:lang w:val="es-ES"/>
-        </w:rPr>
-        <w:t xml:space="preserve"> </w:t>
-      </w:r>
-      <w:r>
-        <w:rPr>
-          <w:lang w:val="es-ES"/>
-        </w:rPr>
+        <w:t xml:space="preserve"> </w:t>
+      </w:r>
+      <w:r>
         <w:t xml:space="preserve">cubriendo todas. IT necesita acceso a todas las VLANs para administrar.</w:t>
       </w:r>
     </w:p>
@@ -1552,20 +1364,13 @@
         <w:rPr>
           <w:b/>
           <w:bCs/>
-          <w:lang w:val="es-ES"/>
         </w:rPr>
         <w:t xml:space="preserve">ACLs para limitar Dirección</w:t>
       </w:r>
       <w:r>
-        <w:rPr>
-          <w:lang w:val="es-ES"/>
-        </w:rPr>
-        <w:t xml:space="preserve"> </w:t>
-      </w:r>
-      <w:r>
-        <w:rPr>
-          <w:lang w:val="es-ES"/>
-        </w:rPr>
+        <w:t xml:space="preserve"> </w:t>
+      </w:r>
+      <w:r>
         <w:t xml:space="preserve">(se aplican en la subinterfaz del router de la VLAN 60):</w:t>
       </w:r>
     </w:p>
@@ -1613,53 +1418,33 @@
         </w:numPr>
       </w:pPr>
       <w:r>
-        <w:rPr>
-          <w:lang w:val="es-ES"/>
-        </w:rPr>
         <w:t xml:space="preserve">Aplicar con</w:t>
       </w:r>
       <w:r>
-        <w:rPr>
-          <w:lang w:val="es-ES"/>
-        </w:rPr>
         <w:t xml:space="preserve"> </w:t>
       </w:r>
       <w:r>
         <w:rPr>
           <w:rStyle w:val="VerbatimChar"/>
-          <w:lang w:val="es-ES"/>
         </w:rPr>
         <w:t xml:space="preserve">ip access-group 101 in</w:t>
       </w:r>
       <w:r>
-        <w:rPr>
-          <w:lang w:val="es-ES"/>
-        </w:rPr>
-        <w:t xml:space="preserve"> </w:t>
-      </w:r>
-      <w:r>
-        <w:rPr>
-          <w:lang w:val="es-ES"/>
-        </w:rPr>
+        <w:t xml:space="preserve"> </w:t>
+      </w:r>
+      <w:r>
         <w:t xml:space="preserve">en la subinterfaz</w:t>
       </w:r>
       <w:r>
-        <w:rPr>
-          <w:lang w:val="es-ES"/>
-        </w:rPr>
         <w:t xml:space="preserve"> </w:t>
       </w:r>
       <w:r>
         <w:rPr>
           <w:rStyle w:val="VerbatimChar"/>
-          <w:lang w:val="es-ES"/>
         </w:rPr>
         <w:t xml:space="preserve">Fa0/0.60</w:t>
       </w:r>
       <w:r>
-        <w:rPr>
-          <w:lang w:val="es-ES"/>
-        </w:rPr>
         <w:t xml:space="preserve">. (Detalles finos de ACLs en la UD6.)</w:t>
       </w:r>
     </w:p>
@@ -1670,9 +1455,6 @@
         <w:pStyle w:val="Heading2"/>
       </w:pPr>
       <w:r>
-        <w:rPr>
-          <w:lang w:val="es-ES"/>
-        </w:rPr>
         <w:t xml:space="preserve">4. VTP disaster recovery</w:t>
       </w:r>
     </w:p>
@@ -1687,40 +1469,26 @@
         <w:rPr>
           <w:b/>
           <w:bCs/>
-          <w:lang w:val="es-ES"/>
         </w:rPr>
         <w:t xml:space="preserve">Por qué:</w:t>
       </w:r>
       <w:r>
-        <w:rPr>
-          <w:lang w:val="es-ES"/>
-        </w:rPr>
-        <w:t xml:space="preserve"> </w:t>
-      </w:r>
-      <w:r>
-        <w:rPr>
-          <w:lang w:val="es-ES"/>
-        </w:rPr>
+        <w:t xml:space="preserve"> </w:t>
+      </w:r>
+      <w:r>
         <w:t xml:space="preserve">VTP propaga la base de datos del switch con mayor</w:t>
       </w:r>
       <w:r>
-        <w:rPr>
-          <w:lang w:val="es-ES"/>
-        </w:rPr>
         <w:t xml:space="preserve"> </w:t>
       </w:r>
       <w:r>
         <w:rPr>
           <w:b/>
           <w:bCs/>
-          <w:lang w:val="es-ES"/>
         </w:rPr>
         <w:t xml:space="preserve">revision number</w:t>
       </w:r>
       <w:r>
-        <w:rPr>
-          <w:lang w:val="es-ES"/>
-        </w:rPr>
         <w:t xml:space="preserve">. El switch nuevo (rev 500) tiene número más alto que el server actual (rev 100). Al propagar su base de datos (posiblemente vacía), todas las VLANs se borran en la red. Basta un trunk para que el anuncio llegue a todos.</w:t>
       </w:r>
     </w:p>
@@ -1735,7 +1503,6 @@
         <w:rPr>
           <w:b/>
           <w:bCs/>
-          <w:lang w:val="es-ES"/>
         </w:rPr>
         <w:t xml:space="preserve">Recuperación:</w:t>
       </w:r>
@@ -1752,20 +1519,13 @@
         <w:rPr>
           <w:b/>
           <w:bCs/>
-          <w:lang w:val="es-ES"/>
         </w:rPr>
         <w:t xml:space="preserve">Desconectar el switch problemático inmediatamente</w:t>
       </w:r>
       <w:r>
-        <w:rPr>
-          <w:lang w:val="es-ES"/>
-        </w:rPr>
-        <w:t xml:space="preserve"> </w:t>
-      </w:r>
-      <w:r>
-        <w:rPr>
-          <w:lang w:val="es-ES"/>
-        </w:rPr>
+        <w:t xml:space="preserve"> </w:t>
+      </w:r>
+      <w:r>
         <w:t xml:space="preserve">(cable del trunk) para frenar la propagación.</w:t>
       </w:r>
     </w:p>
@@ -1778,9 +1538,6 @@
         </w:numPr>
       </w:pPr>
       <w:r>
-        <w:rPr>
-          <w:lang w:val="es-ES"/>
-        </w:rPr>
         <w:t xml:space="preserve">Reconfigurar las VLANs manualmente en cada switch (o restaurar un backup de la config).</w:t>
       </w:r>
     </w:p>
@@ -1793,35 +1550,22 @@
         </w:numPr>
       </w:pPr>
       <w:r>
-        <w:rPr>
-          <w:lang w:val="es-ES"/>
-        </w:rPr>
         <w:t xml:space="preserve">Cambiar los switches a</w:t>
       </w:r>
       <w:r>
-        <w:rPr>
-          <w:lang w:val="es-ES"/>
-        </w:rPr>
         <w:t xml:space="preserve"> </w:t>
       </w:r>
       <w:r>
         <w:rPr>
           <w:b/>
           <w:bCs/>
-          <w:lang w:val="es-ES"/>
         </w:rPr>
         <w:t xml:space="preserve">VTP transparent</w:t>
       </w:r>
       <w:r>
-        <w:rPr>
-          <w:lang w:val="es-ES"/>
-        </w:rPr>
-        <w:t xml:space="preserve"> </w:t>
-      </w:r>
-      <w:r>
-        <w:rPr>
-          <w:lang w:val="es-ES"/>
-        </w:rPr>
+        <w:t xml:space="preserve"> </w:t>
+      </w:r>
+      <w:r>
         <w:t xml:space="preserve">(o VTPv3 mode off) para que ningún switch pueda volver a hacer esto.</w:t>
       </w:r>
     </w:p>
@@ -1836,7 +1580,6 @@
         <w:rPr>
           <w:b/>
           <w:bCs/>
-          <w:lang w:val="es-ES"/>
         </w:rPr>
         <w:t xml:space="preserve">Medidas preventivas:</w:t>
       </w:r>
@@ -1850,61 +1593,38 @@
         </w:numPr>
       </w:pPr>
       <w:r>
-        <w:rPr>
-          <w:lang w:val="es-ES"/>
-        </w:rPr>
         <w:t xml:space="preserve">Usar</w:t>
       </w:r>
       <w:r>
-        <w:rPr>
-          <w:lang w:val="es-ES"/>
-        </w:rPr>
         <w:t xml:space="preserve"> </w:t>
       </w:r>
       <w:r>
         <w:rPr>
           <w:b/>
           <w:bCs/>
-          <w:lang w:val="es-ES"/>
         </w:rPr>
         <w:t xml:space="preserve">VTP transparent</w:t>
       </w:r>
       <w:r>
-        <w:rPr>
-          <w:lang w:val="es-ES"/>
-        </w:rPr>
-        <w:t xml:space="preserve"> </w:t>
-      </w:r>
-      <w:r>
-        <w:rPr>
-          <w:lang w:val="es-ES"/>
-        </w:rPr>
+        <w:t xml:space="preserve"> </w:t>
+      </w:r>
+      <w:r>
         <w:t xml:space="preserve">o</w:t>
       </w:r>
       <w:r>
-        <w:rPr>
-          <w:lang w:val="es-ES"/>
-        </w:rPr>
         <w:t xml:space="preserve"> </w:t>
       </w:r>
       <w:r>
         <w:rPr>
           <w:b/>
           <w:bCs/>
-          <w:lang w:val="es-ES"/>
         </w:rPr>
         <w:t xml:space="preserve">VTPv3 mode off</w:t>
       </w:r>
       <w:r>
-        <w:rPr>
-          <w:lang w:val="es-ES"/>
-        </w:rPr>
-        <w:t xml:space="preserve"> </w:t>
-      </w:r>
-      <w:r>
-        <w:rPr>
-          <w:lang w:val="es-ES"/>
-        </w:rPr>
+        <w:t xml:space="preserve"> </w:t>
+      </w:r>
+      <w:r>
         <w:t xml:space="preserve">(no propaga ni procesa anuncios).</w:t>
       </w:r>
     </w:p>
@@ -1917,48 +1637,31 @@
         </w:numPr>
       </w:pPr>
       <w:r>
-        <w:rPr>
-          <w:lang w:val="es-ES"/>
-        </w:rPr>
         <w:t xml:space="preserve">Verificar el</w:t>
       </w:r>
       <w:r>
-        <w:rPr>
-          <w:lang w:val="es-ES"/>
-        </w:rPr>
         <w:t xml:space="preserve"> </w:t>
       </w:r>
       <w:r>
         <w:rPr>
           <w:b/>
           <w:bCs/>
-          <w:lang w:val="es-ES"/>
         </w:rPr>
         <w:t xml:space="preserve">revision number</w:t>
       </w:r>
       <w:r>
-        <w:rPr>
-          <w:lang w:val="es-ES"/>
-        </w:rPr>
-        <w:t xml:space="preserve"> </w:t>
-      </w:r>
-      <w:r>
-        <w:rPr>
-          <w:lang w:val="es-ES"/>
-        </w:rPr>
+        <w:t xml:space="preserve"> </w:t>
+      </w:r>
+      <w:r>
         <w:t xml:space="preserve">(</w:t>
       </w:r>
       <w:r>
         <w:rPr>
           <w:rStyle w:val="VerbatimChar"/>
-          <w:lang w:val="es-ES"/>
         </w:rPr>
         <w:t xml:space="preserve">show vtp status</w:t>
       </w:r>
       <w:r>
-        <w:rPr>
-          <w:lang w:val="es-ES"/>
-        </w:rPr>
         <w:t xml:space="preserve">) de todo switch antes de enchufarlo.</w:t>
       </w:r>
     </w:p>
@@ -1974,45 +1677,28 @@
         <w:rPr>
           <w:b/>
           <w:bCs/>
-          <w:lang w:val="es-ES"/>
         </w:rPr>
         <w:t xml:space="preserve">Resetear</w:t>
       </w:r>
       <w:r>
-        <w:rPr>
-          <w:lang w:val="es-ES"/>
-        </w:rPr>
-        <w:t xml:space="preserve"> </w:t>
-      </w:r>
-      <w:r>
-        <w:rPr>
-          <w:lang w:val="es-ES"/>
-        </w:rPr>
+        <w:t xml:space="preserve"> </w:t>
+      </w:r>
+      <w:r>
         <w:t xml:space="preserve">la base de datos de cualquier equipo usado:</w:t>
       </w:r>
       <w:r>
-        <w:rPr>
-          <w:lang w:val="es-ES"/>
-        </w:rPr>
         <w:t xml:space="preserve"> </w:t>
       </w:r>
       <w:r>
         <w:rPr>
           <w:rStyle w:val="VerbatimChar"/>
-          <w:lang w:val="es-ES"/>
         </w:rPr>
         <w:t xml:space="preserve">delete flash:vlan.dat</w:t>
       </w:r>
       <w:r>
-        <w:rPr>
-          <w:lang w:val="es-ES"/>
-        </w:rPr>
-        <w:t xml:space="preserve"> </w:t>
-      </w:r>
-      <w:r>
-        <w:rPr>
-          <w:lang w:val="es-ES"/>
-        </w:rPr>
+        <w:t xml:space="preserve"> </w:t>
+      </w:r>
+      <w:r>
         <w:t xml:space="preserve">y reiniciar, antes de conectarlo.</w:t>
       </w:r>
     </w:p>
@@ -2025,9 +1711,6 @@
         </w:numPr>
       </w:pPr>
       <w:r>
-        <w:rPr>
-          <w:lang w:val="es-ES"/>
-        </w:rPr>
         <w:t xml:space="preserve">Documentar la base de datos de VLANs (la config es tu backup).</w:t>
       </w:r>
     </w:p>
@@ -2038,9 +1721,6 @@
         <w:pStyle w:val="Heading2"/>
       </w:pPr>
       <w:r>
-        <w:rPr>
-          <w:lang w:val="es-ES"/>
-        </w:rPr>
         <w:t xml:space="preserve">5. Router-on-a-stick: cuello de botella</w:t>
       </w:r>
     </w:p>
@@ -2055,66 +1735,42 @@
         <w:rPr>
           <w:b/>
           <w:bCs/>
-          <w:lang w:val="es-ES"/>
         </w:rPr>
         <w:t xml:space="preserve">Cálculo:</w:t>
       </w:r>
       <w:r>
-        <w:rPr>
-          <w:lang w:val="es-ES"/>
-        </w:rPr>
-        <w:t xml:space="preserve"> </w:t>
-      </w:r>
-      <w:r>
-        <w:rPr>
-          <w:lang w:val="es-ES"/>
-        </w:rPr>
+        <w:t xml:space="preserve"> </w:t>
+      </w:r>
+      <w:r>
         <w:t xml:space="preserve">4 VLANs × 30 Mbps =</w:t>
       </w:r>
       <w:r>
-        <w:rPr>
-          <w:lang w:val="es-ES"/>
-        </w:rPr>
         <w:t xml:space="preserve"> </w:t>
       </w:r>
       <w:r>
         <w:rPr>
           <w:b/>
           <w:bCs/>
-          <w:lang w:val="es-ES"/>
         </w:rPr>
         <w:t xml:space="preserve">120 Mbps</w:t>
       </w:r>
       <w:r>
-        <w:rPr>
-          <w:lang w:val="es-ES"/>
-        </w:rPr>
         <w:t xml:space="preserve">. La interfaz FastEthernet (100 Mbps) NO puede soportar 120 Mbps.</w:t>
       </w:r>
       <w:r>
-        <w:rPr>
-          <w:lang w:val="es-ES"/>
-        </w:rPr>
         <w:t xml:space="preserve"> </w:t>
       </w:r>
       <w:r>
         <w:rPr>
           <w:b/>
           <w:bCs/>
-          <w:lang w:val="es-ES"/>
         </w:rPr>
         <w:t xml:space="preserve">Sí hay cuello de botella</w:t>
       </w:r>
       <w:r>
-        <w:rPr>
-          <w:lang w:val="es-ES"/>
-        </w:rPr>
-        <w:t xml:space="preserve"> </w:t>
-      </w:r>
-      <w:r>
-        <w:rPr>
-          <w:lang w:val="es-ES"/>
-        </w:rPr>
+        <w:t xml:space="preserve"> </w:t>
+      </w:r>
+      <w:r>
         <w:t xml:space="preserve">(pérdidas y saturación).</w:t>
       </w:r>
     </w:p>
@@ -2129,7 +1785,6 @@
         <w:rPr>
           <w:b/>
           <w:bCs/>
-          <w:lang w:val="es-ES"/>
         </w:rPr>
         <w:t xml:space="preserve">Alternativas:</w:t>
       </w:r>
@@ -2146,20 +1801,13 @@
         <w:rPr>
           <w:b/>
           <w:bCs/>
-          <w:lang w:val="es-ES"/>
         </w:rPr>
         <w:t xml:space="preserve">Interfaz GigabitEthernet</w:t>
       </w:r>
       <w:r>
-        <w:rPr>
-          <w:lang w:val="es-ES"/>
-        </w:rPr>
-        <w:t xml:space="preserve"> </w:t>
-      </w:r>
-      <w:r>
-        <w:rPr>
-          <w:lang w:val="es-ES"/>
-        </w:rPr>
+        <w:t xml:space="preserve"> </w:t>
+      </w:r>
+      <w:r>
         <w:t xml:space="preserve">(1000 Mbps) → 120 Mbps es apenas el 12 % de capacidad.</w:t>
       </w:r>
     </w:p>
@@ -2175,20 +1823,13 @@
         <w:rPr>
           <w:b/>
           <w:bCs/>
-          <w:lang w:val="es-ES"/>
         </w:rPr>
         <w:t xml:space="preserve">Switch capa 3 con SVIs</w:t>
       </w:r>
       <w:r>
-        <w:rPr>
-          <w:lang w:val="es-ES"/>
-        </w:rPr>
-        <w:t xml:space="preserve"> </w:t>
-      </w:r>
-      <w:r>
-        <w:rPr>
-          <w:lang w:val="es-ES"/>
-        </w:rPr>
+        <w:t xml:space="preserve"> </w:t>
+      </w:r>
+      <w:r>
         <w:t xml:space="preserve">→ routing en hardware interno, sin interfaz única de salida.</w:t>
       </w:r>
     </w:p>
@@ -2201,35 +1842,22 @@
         </w:numPr>
       </w:pPr>
       <w:r>
-        <w:rPr>
-          <w:lang w:val="es-ES"/>
-        </w:rPr>
         <w:t xml:space="preserve">Dividir las VLANs entre</w:t>
       </w:r>
       <w:r>
-        <w:rPr>
-          <w:lang w:val="es-ES"/>
-        </w:rPr>
         <w:t xml:space="preserve"> </w:t>
       </w:r>
       <w:r>
         <w:rPr>
           <w:b/>
           <w:bCs/>
-          <w:lang w:val="es-ES"/>
         </w:rPr>
         <w:t xml:space="preserve">dos interfaces físicas</w:t>
       </w:r>
       <w:r>
-        <w:rPr>
-          <w:lang w:val="es-ES"/>
-        </w:rPr>
-        <w:t xml:space="preserve"> </w:t>
-      </w:r>
-      <w:r>
-        <w:rPr>
-          <w:lang w:val="es-ES"/>
-        </w:rPr>
+        <w:t xml:space="preserve"> </w:t>
+      </w:r>
+      <w:r>
         <w:t xml:space="preserve">del router (proporcional al tráfico).</w:t>
       </w:r>
     </w:p>
@@ -2244,40 +1872,26 @@
         <w:rPr>
           <w:b/>
           <w:bCs/>
-          <w:lang w:val="es-ES"/>
         </w:rPr>
         <w:t xml:space="preserve">Con GigabitEthernet:</w:t>
       </w:r>
       <w:r>
-        <w:rPr>
-          <w:lang w:val="es-ES"/>
-        </w:rPr>
-        <w:t xml:space="preserve"> </w:t>
-      </w:r>
-      <w:r>
-        <w:rPr>
-          <w:lang w:val="es-ES"/>
-        </w:rPr>
+        <w:t xml:space="preserve"> </w:t>
+      </w:r>
+      <w:r>
         <w:t xml:space="preserve">120 Mbps sobre 1000 Mbps =</w:t>
       </w:r>
       <w:r>
-        <w:rPr>
-          <w:lang w:val="es-ES"/>
-        </w:rPr>
         <w:t xml:space="preserve"> </w:t>
       </w:r>
       <w:r>
         <w:rPr>
           <w:b/>
           <w:bCs/>
-          <w:lang w:val="es-ES"/>
         </w:rPr>
         <w:t xml:space="preserve">12 % de uso</w:t>
       </w:r>
       <w:r>
-        <w:rPr>
-          <w:lang w:val="es-ES"/>
-        </w:rPr>
         <w:t xml:space="preserve">, sin cuello de botella. Si el tráfico se duplica (240 Mbps), seguimos al 24 %: holgado.</w:t>
       </w:r>
     </w:p>
@@ -2288,9 +1902,6 @@
         <w:pStyle w:val="Heading2"/>
       </w:pPr>
       <w:r>
-        <w:rPr>
-          <w:lang w:val="es-ES"/>
-        </w:rPr>
         <w:t xml:space="preserve">6. Seguridad en VLANs</w:t>
       </w:r>
     </w:p>
@@ -2316,9 +1927,6 @@
               <w:pStyle w:val="Compact"/>
             </w:pPr>
             <w:r>
-              <w:rPr>
-                <w:lang w:val="es-ES"/>
-              </w:rPr>
               <w:t xml:space="preserve">Riesgo</w:t>
             </w:r>
           </w:p>
@@ -2330,9 +1938,6 @@
               <w:pStyle w:val="Compact"/>
             </w:pPr>
             <w:r>
-              <w:rPr>
-                <w:lang w:val="es-ES"/>
-              </w:rPr>
               <w:t xml:space="preserve">Mitigación</w:t>
             </w:r>
           </w:p>
@@ -2346,42 +1951,28 @@
               <w:pStyle w:val="Compact"/>
             </w:pPr>
             <w:r>
-              <w:rPr>
-                <w:lang w:val="es-ES"/>
-              </w:rPr>
               <w:t xml:space="preserve">1.</w:t>
             </w:r>
             <w:r>
-              <w:rPr>
-                <w:lang w:val="es-ES"/>
-              </w:rPr>
               <w:t xml:space="preserve"> </w:t>
             </w:r>
             <w:r>
               <w:rPr>
                 <w:b/>
                 <w:bCs/>
-                <w:lang w:val="es-ES"/>
               </w:rPr>
               <w:t xml:space="preserve">VLAN Hopping por DTP</w:t>
             </w:r>
             <w:r>
-              <w:rPr>
-                <w:lang w:val="es-ES"/>
-              </w:rPr>
               <w:t xml:space="preserve">: el atacante negocia un trunk (</w:t>
             </w:r>
             <w:r>
               <w:rPr>
                 <w:rStyle w:val="VerbatimChar"/>
-                <w:lang w:val="es-ES"/>
               </w:rPr>
               <w:t xml:space="preserve">dynamic desirable</w:t>
             </w:r>
             <w:r>
-              <w:rPr>
-                <w:lang w:val="es-ES"/>
-              </w:rPr>
               <w:t xml:space="preserve">) y recibe todas las VLANs</w:t>
             </w:r>
           </w:p>
@@ -2395,51 +1986,33 @@
             <w:r>
               <w:rPr>
                 <w:rStyle w:val="VerbatimChar"/>
-                <w:lang w:val="es-ES"/>
               </w:rPr>
               <w:t xml:space="preserve">switchport mode access</w:t>
             </w:r>
             <w:r>
-              <w:rPr>
-                <w:lang w:val="es-ES"/>
-              </w:rPr>
               <w:t xml:space="preserve"> </w:t>
             </w:r>
             <w:r>
-              <w:rPr>
-                <w:lang w:val="es-ES"/>
-              </w:rPr>
               <w:t xml:space="preserve">+</w:t>
             </w:r>
             <w:r>
-              <w:rPr>
-                <w:lang w:val="es-ES"/>
-              </w:rPr>
               <w:t xml:space="preserve"> </w:t>
             </w:r>
             <w:r>
               <w:rPr>
                 <w:rStyle w:val="VerbatimChar"/>
-                <w:lang w:val="es-ES"/>
               </w:rPr>
               <w:t xml:space="preserve">switchport nonegotiate</w:t>
             </w:r>
             <w:r>
-              <w:rPr>
-                <w:lang w:val="es-ES"/>
-              </w:rPr>
               <w:t xml:space="preserve">; puertos libres con</w:t>
             </w:r>
             <w:r>
-              <w:rPr>
-                <w:lang w:val="es-ES"/>
-              </w:rPr>
               <w:t xml:space="preserve"> </w:t>
             </w:r>
             <w:r>
               <w:rPr>
                 <w:rStyle w:val="VerbatimChar"/>
-                <w:lang w:val="es-ES"/>
               </w:rPr>
               <w:t xml:space="preserve">shutdown</w:t>
             </w:r>
@@ -2454,29 +2027,19 @@
               <w:pStyle w:val="Compact"/>
             </w:pPr>
             <w:r>
-              <w:rPr>
-                <w:lang w:val="es-ES"/>
-              </w:rPr>
               <w:t xml:space="preserve">2.</w:t>
             </w:r>
             <w:r>
-              <w:rPr>
-                <w:lang w:val="es-ES"/>
-              </w:rPr>
               <w:t xml:space="preserve"> </w:t>
             </w:r>
             <w:r>
               <w:rPr>
                 <w:b/>
                 <w:bCs/>
-                <w:lang w:val="es-ES"/>
               </w:rPr>
               <w:t xml:space="preserve">Double tagging en la native VLAN</w:t>
             </w:r>
             <w:r>
-              <w:rPr>
-                <w:lang w:val="es-ES"/>
-              </w:rPr>
               <w:t xml:space="preserve">: el atacante manda una trama con doble etiqueta 802.1Q y la segunda etiqueta llega a otra VLAN</w:t>
             </w:r>
           </w:p>
@@ -2488,55 +2051,35 @@
               <w:pStyle w:val="Compact"/>
             </w:pPr>
             <w:r>
-              <w:rPr>
-                <w:lang w:val="es-ES"/>
-              </w:rPr>
               <w:t xml:space="preserve">Native VLAN</w:t>
             </w:r>
             <w:r>
-              <w:rPr>
-                <w:lang w:val="es-ES"/>
-              </w:rPr>
               <w:t xml:space="preserve"> </w:t>
             </w:r>
             <w:r>
               <w:rPr>
                 <w:b/>
                 <w:bCs/>
-                <w:lang w:val="es-ES"/>
               </w:rPr>
               <w:t xml:space="preserve">≠ 1</w:t>
             </w:r>
             <w:r>
-              <w:rPr>
-                <w:lang w:val="es-ES"/>
-              </w:rPr>
               <w:t xml:space="preserve"> </w:t>
             </w:r>
             <w:r>
-              <w:rPr>
-                <w:lang w:val="es-ES"/>
-              </w:rPr>
               <w:t xml:space="preserve">y</w:t>
             </w:r>
             <w:r>
-              <w:rPr>
-                <w:lang w:val="es-ES"/>
-              </w:rPr>
               <w:t xml:space="preserve"> </w:t>
             </w:r>
             <w:r>
               <w:rPr>
                 <w:b/>
                 <w:bCs/>
-                <w:lang w:val="es-ES"/>
               </w:rPr>
               <w:t xml:space="preserve">sin datos en la native</w:t>
             </w:r>
             <w:r>
-              <w:rPr>
-                <w:lang w:val="es-ES"/>
-              </w:rPr>
               <w:t xml:space="preserve">; segmentar físicamente zonas sensibles</w:t>
             </w:r>
           </w:p>
@@ -2550,29 +2093,19 @@
               <w:pStyle w:val="Compact"/>
             </w:pPr>
             <w:r>
-              <w:rPr>
-                <w:lang w:val="es-ES"/>
-              </w:rPr>
               <w:t xml:space="preserve">3.</w:t>
             </w:r>
             <w:r>
-              <w:rPr>
-                <w:lang w:val="es-ES"/>
-              </w:rPr>
               <w:t xml:space="preserve"> </w:t>
             </w:r>
             <w:r>
               <w:rPr>
                 <w:b/>
                 <w:bCs/>
-                <w:lang w:val="es-ES"/>
               </w:rPr>
               <w:t xml:space="preserve">VTP como arma</w:t>
             </w:r>
             <w:r>
-              <w:rPr>
-                <w:lang w:val="es-ES"/>
-              </w:rPr>
               <w:t xml:space="preserve">: un switch con revision number mayor anuncia su base de datos (vacía) y borra VLANs</w:t>
             </w:r>
           </w:p>
@@ -2584,34 +2117,21 @@
               <w:pStyle w:val="Compact"/>
             </w:pPr>
             <w:r>
-              <w:rPr>
-                <w:lang w:val="es-ES"/>
-              </w:rPr>
               <w:t xml:space="preserve">VTP transparent / VTPv3 off, verificar</w:t>
             </w:r>
             <w:r>
-              <w:rPr>
-                <w:lang w:val="es-ES"/>
-              </w:rPr>
               <w:t xml:space="preserve"> </w:t>
             </w:r>
             <w:r>
               <w:rPr>
                 <w:rStyle w:val="VerbatimChar"/>
-                <w:lang w:val="es-ES"/>
               </w:rPr>
               <w:t xml:space="preserve">show vtp status</w:t>
             </w:r>
             <w:r>
-              <w:rPr>
-                <w:lang w:val="es-ES"/>
-              </w:rPr>
               <w:t xml:space="preserve"> </w:t>
             </w:r>
             <w:r>
-              <w:rPr>
-                <w:lang w:val="es-ES"/>
-              </w:rPr>
               <w:t xml:space="preserve">antes de conectar equipo</w:t>
             </w:r>
           </w:p>
@@ -2625,9 +2145,6 @@
         <w:pStyle w:val="Heading2"/>
       </w:pPr>
       <w:r>
-        <w:rPr>
-          <w:lang w:val="es-ES"/>
-        </w:rPr>
         <w:t xml:space="preserve">7. VLAN hopping y hardening</w:t>
       </w:r>
     </w:p>
@@ -2643,7 +2160,6 @@
         <w:rPr>
           <w:b/>
           <w:bCs/>
-          <w:lang w:val="es-ES"/>
         </w:rPr>
         <w:t xml:space="preserve">Tres vectores de ataque:</w:t>
       </w:r>
@@ -2660,90 +2176,56 @@
         <w:rPr>
           <w:b/>
           <w:bCs/>
-          <w:lang w:val="es-ES"/>
         </w:rPr>
         <w:t xml:space="preserve">Negociación de trunk por DTP:</w:t>
       </w:r>
       <w:r>
-        <w:rPr>
-          <w:lang w:val="es-ES"/>
-        </w:rPr>
-        <w:t xml:space="preserve"> </w:t>
-      </w:r>
-      <w:r>
-        <w:rPr>
-          <w:lang w:val="es-ES"/>
-        </w:rPr>
+        <w:t xml:space="preserve"> </w:t>
+      </w:r>
+      <w:r>
         <w:t xml:space="preserve">un portátil conectado a un puerto en modo</w:t>
       </w:r>
       <w:r>
-        <w:rPr>
-          <w:lang w:val="es-ES"/>
-        </w:rPr>
         <w:t xml:space="preserve"> </w:t>
       </w:r>
       <w:r>
         <w:rPr>
           <w:rStyle w:val="VerbatimChar"/>
-          <w:lang w:val="es-ES"/>
         </w:rPr>
         <w:t xml:space="preserve">dynamic desirable</w:t>
       </w:r>
       <w:r>
-        <w:rPr>
-          <w:lang w:val="es-ES"/>
-        </w:rPr>
-        <w:t xml:space="preserve"> </w:t>
-      </w:r>
-      <w:r>
-        <w:rPr>
-          <w:lang w:val="es-ES"/>
-        </w:rPr>
+        <w:t xml:space="preserve"> </w:t>
+      </w:r>
+      <w:r>
         <w:t xml:space="preserve">(o</w:t>
       </w:r>
       <w:r>
-        <w:rPr>
-          <w:lang w:val="es-ES"/>
-        </w:rPr>
         <w:t xml:space="preserve"> </w:t>
       </w:r>
       <w:r>
         <w:rPr>
           <w:rStyle w:val="VerbatimChar"/>
-          <w:lang w:val="es-ES"/>
         </w:rPr>
         <w:t xml:space="preserve">dynamic auto</w:t>
       </w:r>
       <w:r>
-        <w:rPr>
-          <w:lang w:val="es-ES"/>
-        </w:rPr>
-        <w:t xml:space="preserve"> </w:t>
-      </w:r>
-      <w:r>
-        <w:rPr>
-          <w:lang w:val="es-ES"/>
-        </w:rPr>
+        <w:t xml:space="preserve"> </w:t>
+      </w:r>
+      <w:r>
         <w:t xml:space="preserve">si el portátil pide) tramita el protocolo DTP y consigue que el puerto se convierta en</w:t>
       </w:r>
       <w:r>
-        <w:rPr>
-          <w:lang w:val="es-ES"/>
-        </w:rPr>
         <w:t xml:space="preserve"> </w:t>
       </w:r>
       <w:r>
         <w:rPr>
           <w:b/>
           <w:bCs/>
-          <w:lang w:val="es-ES"/>
         </w:rPr>
         <w:t xml:space="preserve">trunk</w:t>
       </w:r>
       <w:r>
-        <w:rPr>
-          <w:lang w:val="es-ES"/>
-        </w:rPr>
         <w:t xml:space="preserve">. A partir de ahí, todas las VLANs que cruzan el trunk quedan a su alcance.</w:t>
       </w:r>
     </w:p>
@@ -2759,66 +2241,42 @@
         <w:rPr>
           <w:b/>
           <w:bCs/>
-          <w:lang w:val="es-ES"/>
         </w:rPr>
         <w:t xml:space="preserve">Double tagging:</w:t>
       </w:r>
       <w:r>
-        <w:rPr>
-          <w:lang w:val="es-ES"/>
-        </w:rPr>
-        <w:t xml:space="preserve"> </w:t>
-      </w:r>
-      <w:r>
-        <w:rPr>
-          <w:lang w:val="es-ES"/>
-        </w:rPr>
+        <w:t xml:space="preserve"> </w:t>
+      </w:r>
+      <w:r>
         <w:t xml:space="preserve">el atacante envía una trama con</w:t>
       </w:r>
       <w:r>
-        <w:rPr>
-          <w:lang w:val="es-ES"/>
-        </w:rPr>
         <w:t xml:space="preserve"> </w:t>
       </w:r>
       <w:r>
         <w:rPr>
           <w:b/>
           <w:bCs/>
-          <w:lang w:val="es-ES"/>
         </w:rPr>
         <w:t xml:space="preserve">dos etiquetas 802.1Q</w:t>
       </w:r>
       <w:r>
-        <w:rPr>
-          <w:lang w:val="es-ES"/>
-        </w:rPr>
-        <w:t xml:space="preserve"> </w:t>
-      </w:r>
-      <w:r>
-        <w:rPr>
-          <w:lang w:val="es-ES"/>
-        </w:rPr>
+        <w:t xml:space="preserve"> </w:t>
+      </w:r>
+      <w:r>
         <w:t xml:space="preserve">(a menudo con la native VLAN). El primer switch elimina la primera etiqueta (la trata como native) y la reenvía por el trunk; el segundo switch ve la segunda etiqueta y la entrega en la</w:t>
       </w:r>
       <w:r>
-        <w:rPr>
-          <w:lang w:val="es-ES"/>
-        </w:rPr>
         <w:t xml:space="preserve"> </w:t>
       </w:r>
       <w:r>
         <w:rPr>
           <w:b/>
           <w:bCs/>
-          <w:lang w:val="es-ES"/>
         </w:rPr>
         <w:t xml:space="preserve">VLAN objetivo</w:t>
       </w:r>
       <w:r>
-        <w:rPr>
-          <w:lang w:val="es-ES"/>
-        </w:rPr>
         <w:t xml:space="preserve">. El atacante nunca llega a ser trunk ni a hablar directamente: salta a la VLAN objetivo de forma encubierta.</w:t>
       </w:r>
     </w:p>
@@ -2834,20 +2292,13 @@
         <w:rPr>
           <w:b/>
           <w:bCs/>
-          <w:lang w:val="es-ES"/>
         </w:rPr>
         <w:t xml:space="preserve">Tráfico mislabeled / native VLAN vulnerable:</w:t>
       </w:r>
       <w:r>
-        <w:rPr>
-          <w:lang w:val="es-ES"/>
-        </w:rPr>
-        <w:t xml:space="preserve"> </w:t>
-      </w:r>
-      <w:r>
-        <w:rPr>
-          <w:lang w:val="es-ES"/>
-        </w:rPr>
+        <w:t xml:space="preserve"> </w:t>
+      </w:r>
+      <w:r>
         <w:t xml:space="preserve">si la native VLAN transporta datos y es la VLAN 1, todo el tráfico sin etiquetar (o mal etiquetado) acaba en la VLAN por defecto, donde pueden mezclarse con otras VLANs mal configuradas (o con el double tagging del vector anterior gratuitamente).</w:t>
       </w:r>
     </w:p>
@@ -2863,7 +2314,6 @@
         <w:rPr>
           <w:b/>
           <w:bCs/>
-          <w:lang w:val="es-ES"/>
         </w:rPr>
         <w:t xml:space="preserve">Tres mitigaciones concretas:</w:t>
       </w:r>
@@ -2880,83 +2330,52 @@
         <w:rPr>
           <w:b/>
           <w:bCs/>
-          <w:lang w:val="es-ES"/>
         </w:rPr>
         <w:t xml:space="preserve">Apagar DTP en puertos de usuario:</w:t>
       </w:r>
       <w:r>
-        <w:rPr>
-          <w:lang w:val="es-ES"/>
-        </w:rPr>
         <w:t xml:space="preserve"> </w:t>
       </w:r>
       <w:r>
         <w:rPr>
           <w:rStyle w:val="VerbatimChar"/>
-          <w:lang w:val="es-ES"/>
         </w:rPr>
         <w:t xml:space="preserve">switchport mode access</w:t>
       </w:r>
       <w:r>
-        <w:rPr>
-          <w:lang w:val="es-ES"/>
-        </w:rPr>
-        <w:t xml:space="preserve"> </w:t>
-      </w:r>
-      <w:r>
-        <w:rPr>
-          <w:lang w:val="es-ES"/>
-        </w:rPr>
+        <w:t xml:space="preserve"> </w:t>
+      </w:r>
+      <w:r>
         <w:t xml:space="preserve">+</w:t>
       </w:r>
       <w:r>
-        <w:rPr>
-          <w:lang w:val="es-ES"/>
-        </w:rPr>
         <w:t xml:space="preserve"> </w:t>
       </w:r>
       <w:r>
         <w:rPr>
           <w:rStyle w:val="VerbatimChar"/>
-          <w:lang w:val="es-ES"/>
         </w:rPr>
         <w:t xml:space="preserve">switchport nonegotiate</w:t>
       </w:r>
       <w:r>
-        <w:rPr>
-          <w:lang w:val="es-ES"/>
-        </w:rPr>
-        <w:t xml:space="preserve"> </w:t>
-      </w:r>
-      <w:r>
-        <w:rPr>
-          <w:lang w:val="es-ES"/>
-        </w:rPr>
+        <w:t xml:space="preserve"> </w:t>
+      </w:r>
+      <w:r>
         <w:t xml:space="preserve">(y</w:t>
       </w:r>
       <w:r>
-        <w:rPr>
-          <w:lang w:val="es-ES"/>
-        </w:rPr>
         <w:t xml:space="preserve"> </w:t>
       </w:r>
       <w:r>
         <w:rPr>
           <w:rStyle w:val="VerbatimChar"/>
-          <w:lang w:val="es-ES"/>
         </w:rPr>
         <w:t xml:space="preserve">shutdown</w:t>
       </w:r>
       <w:r>
-        <w:rPr>
-          <w:lang w:val="es-ES"/>
-        </w:rPr>
-        <w:t xml:space="preserve"> </w:t>
-      </w:r>
-      <w:r>
-        <w:rPr>
-          <w:lang w:val="es-ES"/>
-        </w:rPr>
+        <w:t xml:space="preserve"> </w:t>
+      </w:r>
+      <w:r>
         <w:t xml:space="preserve">en los puertos no usados) → el atacante no puede negociar un trunk.</w:t>
       </w:r>
     </w:p>
@@ -2972,33 +2391,22 @@
         <w:rPr>
           <w:b/>
           <w:bCs/>
-          <w:lang w:val="es-ES"/>
         </w:rPr>
         <w:t xml:space="preserve">Cambiar la native VLAN y no usarla para datos:</w:t>
       </w:r>
       <w:r>
-        <w:rPr>
-          <w:lang w:val="es-ES"/>
-        </w:rPr>
         <w:t xml:space="preserve"> </w:t>
       </w:r>
       <w:r>
         <w:rPr>
           <w:rStyle w:val="VerbatimChar"/>
-          <w:lang w:val="es-ES"/>
         </w:rPr>
         <w:t xml:space="preserve">switchport trunk native vlan 99</w:t>
       </w:r>
       <w:r>
-        <w:rPr>
-          <w:lang w:val="es-ES"/>
-        </w:rPr>
-        <w:t xml:space="preserve"> </w:t>
-      </w:r>
-      <w:r>
-        <w:rPr>
-          <w:lang w:val="es-ES"/>
-        </w:rPr>
+        <w:t xml:space="preserve"> </w:t>
+      </w:r>
+      <w:r>
         <w:t xml:space="preserve">(o 999) en TODOS los trunks, y usar VLANs de datos distintas de la native → el double tagging pierde su puerta de entrada.</w:t>
       </w:r>
     </w:p>
@@ -3014,59 +2422,38 @@
         <w:rPr>
           <w:b/>
           <w:bCs/>
-          <w:lang w:val="es-ES"/>
         </w:rPr>
         <w:t xml:space="preserve">Limitar y segmentar:</w:t>
       </w:r>
       <w:r>
-        <w:rPr>
-          <w:lang w:val="es-ES"/>
-        </w:rPr>
         <w:t xml:space="preserve"> </w:t>
       </w:r>
       <w:r>
         <w:rPr>
           <w:rStyle w:val="VerbatimChar"/>
-          <w:lang w:val="es-ES"/>
         </w:rPr>
         <w:t xml:space="preserve">switchport trunk allowed vlan 10,20,30</w:t>
       </w:r>
       <w:r>
-        <w:rPr>
-          <w:lang w:val="es-ES"/>
-        </w:rPr>
-        <w:t xml:space="preserve"> </w:t>
-      </w:r>
-      <w:r>
-        <w:rPr>
-          <w:lang w:val="es-ES"/>
-        </w:rPr>
+        <w:t xml:space="preserve"> </w:t>
+      </w:r>
+      <w:r>
         <w:t xml:space="preserve">para restringir qué VLANs cruzan cada trunk, y</w:t>
       </w:r>
       <w:r>
-        <w:rPr>
-          <w:lang w:val="es-ES"/>
-        </w:rPr>
         <w:t xml:space="preserve"> </w:t>
       </w:r>
       <w:r>
         <w:rPr>
           <w:b/>
           <w:bCs/>
-          <w:lang w:val="es-ES"/>
         </w:rPr>
         <w:t xml:space="preserve">VTP transparent / VTPv3 off</w:t>
       </w:r>
       <w:r>
-        <w:rPr>
-          <w:lang w:val="es-ES"/>
-        </w:rPr>
-        <w:t xml:space="preserve"> </w:t>
-      </w:r>
-      <w:r>
-        <w:rPr>
-          <w:lang w:val="es-ES"/>
-        </w:rPr>
+        <w:t xml:space="preserve"> </w:t>
+      </w:r>
+      <w:r>
         <w:t xml:space="preserve">para que un switch rogue no arrase la base de datos.</w:t>
       </w:r>
     </w:p>
@@ -3077,9 +2464,6 @@
         <w:pStyle w:val="Heading2"/>
       </w:pPr>
       <w:r>
-        <w:rPr>
-          <w:lang w:val="es-ES"/>
-        </w:rPr>
         <w:t xml:space="preserve">8. Inter-VLAN con SVI paso a paso</w:t>
       </w:r>
     </w:p>
@@ -3091,7 +2475,6 @@
         <w:rPr>
           <w:b/>
           <w:bCs/>
-          <w:lang w:val="es-ES"/>
         </w:rPr>
         <w:t xml:space="preserve">(Se asume que los puertos access de las VLANs 10/20/30 ya están asignados.)</w:t>
       </w:r>
@@ -3108,7 +2491,6 @@
         <w:rPr>
           <w:b/>
           <w:bCs/>
-          <w:lang w:val="es-ES"/>
         </w:rPr>
         <w:t xml:space="preserve">Creación de VLANs:</w:t>
       </w:r>
@@ -3325,7 +2707,6 @@
         <w:rPr>
           <w:b/>
           <w:bCs/>
-          <w:lang w:val="es-ES"/>
         </w:rPr>
         <w:t xml:space="preserve">Activar el routing global:</w:t>
       </w:r>
@@ -3377,7 +2758,6 @@
         <w:rPr>
           <w:b/>
           <w:bCs/>
-          <w:lang w:val="es-ES"/>
         </w:rPr>
         <w:t xml:space="preserve">SVIs (uno por VLAN):</w:t>
       </w:r>
@@ -3699,7 +3079,6 @@
         <w:rPr>
           <w:b/>
           <w:bCs/>
-          <w:lang w:val="es-ES"/>
         </w:rPr>
         <w:t xml:space="preserve">Gateway de cada PC:</w:t>
       </w:r>
@@ -3726,9 +3105,6 @@
               <w:pStyle w:val="Compact"/>
             </w:pPr>
             <w:r>
-              <w:rPr>
-                <w:lang w:val="es-ES"/>
-              </w:rPr>
               <w:t xml:space="preserve">VLAN</w:t>
             </w:r>
           </w:p>
@@ -3740,9 +3116,6 @@
               <w:pStyle w:val="Compact"/>
             </w:pPr>
             <w:r>
-              <w:rPr>
-                <w:lang w:val="es-ES"/>
-              </w:rPr>
               <w:t xml:space="preserve">Subred</w:t>
             </w:r>
           </w:p>
@@ -3754,9 +3127,6 @@
               <w:pStyle w:val="Compact"/>
             </w:pPr>
             <w:r>
-              <w:rPr>
-                <w:lang w:val="es-ES"/>
-              </w:rPr>
               <w:t xml:space="preserve">Gateway (IP del SVI)</w:t>
             </w:r>
           </w:p>
@@ -3770,9 +3140,6 @@
               <w:pStyle w:val="Compact"/>
             </w:pPr>
             <w:r>
-              <w:rPr>
-                <w:lang w:val="es-ES"/>
-              </w:rPr>
               <w:t xml:space="preserve">10 Ventas</w:t>
             </w:r>
           </w:p>
@@ -3784,9 +3151,6 @@
               <w:pStyle w:val="Compact"/>
             </w:pPr>
             <w:r>
-              <w:rPr>
-                <w:lang w:val="es-ES"/>
-              </w:rPr>
               <w:t xml:space="preserve">192.168.10.0/24</w:t>
             </w:r>
           </w:p>
@@ -3798,9 +3162,6 @@
               <w:pStyle w:val="Compact"/>
             </w:pPr>
             <w:r>
-              <w:rPr>
-                <w:lang w:val="es-ES"/>
-              </w:rPr>
               <w:t xml:space="preserve">192.168.10.1</w:t>
             </w:r>
           </w:p>
@@ -3814,9 +3175,6 @@
               <w:pStyle w:val="Compact"/>
             </w:pPr>
             <w:r>
-              <w:rPr>
-                <w:lang w:val="es-ES"/>
-              </w:rPr>
               <w:t xml:space="preserve">20 RRHH</w:t>
             </w:r>
           </w:p>
@@ -3828,9 +3186,6 @@
               <w:pStyle w:val="Compact"/>
             </w:pPr>
             <w:r>
-              <w:rPr>
-                <w:lang w:val="es-ES"/>
-              </w:rPr>
               <w:t xml:space="preserve">192.168.20.0/24</w:t>
             </w:r>
           </w:p>
@@ -3842,9 +3197,6 @@
               <w:pStyle w:val="Compact"/>
             </w:pPr>
             <w:r>
-              <w:rPr>
-                <w:lang w:val="es-ES"/>
-              </w:rPr>
               <w:t xml:space="preserve">192.168.20.1</w:t>
             </w:r>
           </w:p>
@@ -3858,9 +3210,6 @@
               <w:pStyle w:val="Compact"/>
             </w:pPr>
             <w:r>
-              <w:rPr>
-                <w:lang w:val="es-ES"/>
-              </w:rPr>
               <w:t xml:space="preserve">30 IT</w:t>
             </w:r>
           </w:p>
@@ -3872,9 +3221,6 @@
               <w:pStyle w:val="Compact"/>
             </w:pPr>
             <w:r>
-              <w:rPr>
-                <w:lang w:val="es-ES"/>
-              </w:rPr>
               <w:t xml:space="preserve">192.168.30.0/24</w:t>
             </w:r>
           </w:p>
@@ -3886,9 +3232,6 @@
               <w:pStyle w:val="Compact"/>
             </w:pPr>
             <w:r>
-              <w:rPr>
-                <w:lang w:val="es-ES"/>
-              </w:rPr>
               <w:t xml:space="preserve">192.168.30.1</w:t>
             </w:r>
           </w:p>
@@ -3903,113 +3246,730 @@
         <w:rPr>
           <w:b/>
           <w:bCs/>
-          <w:lang w:val="es-ES"/>
         </w:rPr>
         <w:t xml:space="preserve">Verificación:</w:t>
       </w:r>
       <w:r>
-        <w:rPr>
-          <w:lang w:val="es-ES"/>
-        </w:rPr>
-        <w:t xml:space="preserve"> </w:t>
-      </w:r>
-      <w:r>
-        <w:rPr>
-          <w:lang w:val="es-ES"/>
-        </w:rPr>
+        <w:t xml:space="preserve"> </w:t>
+      </w:r>
+      <w:r>
         <w:t xml:space="preserve">comprueba que el SVI esté Up/Up (</w:t>
       </w:r>
       <w:r>
         <w:rPr>
           <w:rStyle w:val="VerbatimChar"/>
-          <w:lang w:val="es-ES"/>
         </w:rPr>
         <w:t xml:space="preserve">show ip interface brief</w:t>
       </w:r>
       <w:r>
-        <w:rPr>
-          <w:lang w:val="es-ES"/>
-        </w:rPr>
         <w:t xml:space="preserve">), revisa que las VLANs existan en</w:t>
       </w:r>
       <w:r>
-        <w:rPr>
-          <w:lang w:val="es-ES"/>
-        </w:rPr>
         <w:t xml:space="preserve"> </w:t>
       </w:r>
       <w:r>
         <w:rPr>
           <w:rStyle w:val="VerbatimChar"/>
-          <w:lang w:val="es-ES"/>
         </w:rPr>
         <w:t xml:space="preserve">show vlan brief</w:t>
       </w:r>
       <w:r>
-        <w:rPr>
-          <w:lang w:val="es-ES"/>
-        </w:rPr>
-        <w:t xml:space="preserve"> </w:t>
-      </w:r>
-      <w:r>
-        <w:rPr>
-          <w:lang w:val="es-ES"/>
-        </w:rPr>
+        <w:t xml:space="preserve"> </w:t>
+      </w:r>
+      <w:r>
         <w:t xml:space="preserve">y prueba la conectividad con</w:t>
       </w:r>
       <w:r>
-        <w:rPr>
-          <w:lang w:val="es-ES"/>
-        </w:rPr>
         <w:t xml:space="preserve"> </w:t>
       </w:r>
       <w:r>
         <w:rPr>
           <w:rStyle w:val="VerbatimChar"/>
-          <w:lang w:val="es-ES"/>
         </w:rPr>
         <w:t xml:space="preserve">ping</w:t>
       </w:r>
       <w:r>
-        <w:rPr>
-          <w:lang w:val="es-ES"/>
-        </w:rPr>
-        <w:t xml:space="preserve"> </w:t>
-      </w:r>
-      <w:r>
-        <w:rPr>
-          <w:lang w:val="es-ES"/>
-        </w:rPr>
+        <w:t xml:space="preserve"> </w:t>
+      </w:r>
+      <w:r>
         <w:t xml:space="preserve">entre SVIs (ej. desde el SVI 10 contra 192.168.20.1). Si los SVIs están Up/Up pero no enrutan, el culpable es el comando</w:t>
       </w:r>
       <w:r>
-        <w:rPr>
-          <w:lang w:val="es-ES"/>
-        </w:rPr>
         <w:t xml:space="preserve"> </w:t>
       </w:r>
       <w:r>
         <w:rPr>
           <w:rStyle w:val="VerbatimChar"/>
-          <w:lang w:val="es-ES"/>
         </w:rPr>
         <w:t xml:space="preserve">ip routing</w:t>
       </w:r>
       <w:r>
-        <w:rPr>
-          <w:lang w:val="es-ES"/>
-        </w:rPr>
-        <w:t xml:space="preserve"> </w:t>
-      </w:r>
-      <w:r>
-        <w:rPr>
-          <w:lang w:val="es-ES"/>
-        </w:rPr>
+        <w:t xml:space="preserve"> </w:t>
+      </w:r>
+      <w:r>
         <w:t xml:space="preserve">olvidado.</w:t>
       </w:r>
     </w:p>
     <w:bookmarkEnd w:id="17"/>
+    <w:bookmarkStart w:id="18" w:name="dhcp-por-vlan-sin-teclear-ips"/>
+    <w:p>
+      <w:pPr>
+        <w:pStyle w:val="Heading2"/>
+      </w:pPr>
+      <w:r>
+        <w:t xml:space="preserve">9. DHCP por VLAN sin teclear IPs</w:t>
+      </w:r>
+    </w:p>
+    <w:p>
+      <w:pPr>
+        <w:pStyle w:val="Compact"/>
+        <w:numPr>
+          <w:ilvl w:val="0"/>
+          <w:numId w:val="1016"/>
+        </w:numPr>
+      </w:pPr>
+      <w:r>
+        <w:rPr>
+          <w:b/>
+          <w:bCs/>
+        </w:rPr>
+        <w:t xml:space="preserve">Pools (en el switch capa 3):</w:t>
+      </w:r>
+    </w:p>
+    <w:p>
+      <w:pPr>
+        <w:pStyle w:val="SourceCode"/>
+      </w:pPr>
+      <w:r>
+        <w:rPr>
+          <w:rStyle w:val="ExtensionTok"/>
+        </w:rPr>
+        <w:t xml:space="preserve">Switch</w:t>
+      </w:r>
+      <w:r>
+        <w:rPr>
+          <w:rStyle w:val="ErrorTok"/>
+        </w:rPr>
+        <w:t xml:space="preserve">(</w:t>
+      </w:r>
+      <w:r>
+        <w:rPr>
+          <w:rStyle w:val="ExtensionTok"/>
+        </w:rPr>
+        <w:t xml:space="preserve">config</w:t>
+      </w:r>
+      <w:r>
+        <w:rPr>
+          <w:rStyle w:val="KeywordTok"/>
+        </w:rPr>
+        <w:t xml:space="preserve">)</w:t>
+      </w:r>
+      <w:r>
+        <w:rPr>
+          <w:rStyle w:val="CommentTok"/>
+        </w:rPr>
+        <w:t xml:space="preserve"># ip dhcp excluded-address 192.168.10.1 192.168.10.10</w:t>
+      </w:r>
+      <w:r>
+        <w:br/>
+      </w:r>
+      <w:r>
+        <w:rPr>
+          <w:rStyle w:val="ExtensionTok"/>
+        </w:rPr>
+        <w:t xml:space="preserve">Switch</w:t>
+      </w:r>
+      <w:r>
+        <w:rPr>
+          <w:rStyle w:val="ErrorTok"/>
+        </w:rPr>
+        <w:t xml:space="preserve">(</w:t>
+      </w:r>
+      <w:r>
+        <w:rPr>
+          <w:rStyle w:val="ExtensionTok"/>
+        </w:rPr>
+        <w:t xml:space="preserve">config</w:t>
+      </w:r>
+      <w:r>
+        <w:rPr>
+          <w:rStyle w:val="KeywordTok"/>
+        </w:rPr>
+        <w:t xml:space="preserve">)</w:t>
+      </w:r>
+      <w:r>
+        <w:rPr>
+          <w:rStyle w:val="CommentTok"/>
+        </w:rPr>
+        <w:t xml:space="preserve"># ip dhcp excluded-address 192.168.20.1 192.168.20.10</w:t>
+      </w:r>
+      <w:r>
+        <w:br/>
+      </w:r>
+      <w:r>
+        <w:br/>
+      </w:r>
+      <w:r>
+        <w:rPr>
+          <w:rStyle w:val="ExtensionTok"/>
+        </w:rPr>
+        <w:t xml:space="preserve">Switch</w:t>
+      </w:r>
+      <w:r>
+        <w:rPr>
+          <w:rStyle w:val="ErrorTok"/>
+        </w:rPr>
+        <w:t xml:space="preserve">(</w:t>
+      </w:r>
+      <w:r>
+        <w:rPr>
+          <w:rStyle w:val="ExtensionTok"/>
+        </w:rPr>
+        <w:t xml:space="preserve">config</w:t>
+      </w:r>
+      <w:r>
+        <w:rPr>
+          <w:rStyle w:val="KeywordTok"/>
+        </w:rPr>
+        <w:t xml:space="preserve">)</w:t>
+      </w:r>
+      <w:r>
+        <w:rPr>
+          <w:rStyle w:val="CommentTok"/>
+        </w:rPr>
+        <w:t xml:space="preserve"># ip dhcp pool VENTAS</w:t>
+      </w:r>
+      <w:r>
+        <w:br/>
+      </w:r>
+      <w:r>
+        <w:rPr>
+          <w:rStyle w:val="ExtensionTok"/>
+        </w:rPr>
+        <w:t xml:space="preserve">Switch</w:t>
+      </w:r>
+      <w:r>
+        <w:rPr>
+          <w:rStyle w:val="ErrorTok"/>
+        </w:rPr>
+        <w:t xml:space="preserve">(</w:t>
+      </w:r>
+      <w:r>
+        <w:rPr>
+          <w:rStyle w:val="ExtensionTok"/>
+        </w:rPr>
+        <w:t xml:space="preserve">dhcp-config</w:t>
+      </w:r>
+      <w:r>
+        <w:rPr>
+          <w:rStyle w:val="KeywordTok"/>
+        </w:rPr>
+        <w:t xml:space="preserve">)</w:t>
+      </w:r>
+      <w:r>
+        <w:rPr>
+          <w:rStyle w:val="CommentTok"/>
+        </w:rPr>
+        <w:t xml:space="preserve"># network 192.168.10.0 255.255.255.0</w:t>
+      </w:r>
+      <w:r>
+        <w:br/>
+      </w:r>
+      <w:r>
+        <w:rPr>
+          <w:rStyle w:val="ExtensionTok"/>
+        </w:rPr>
+        <w:t xml:space="preserve">Switch</w:t>
+      </w:r>
+      <w:r>
+        <w:rPr>
+          <w:rStyle w:val="ErrorTok"/>
+        </w:rPr>
+        <w:t xml:space="preserve">(</w:t>
+      </w:r>
+      <w:r>
+        <w:rPr>
+          <w:rStyle w:val="ExtensionTok"/>
+        </w:rPr>
+        <w:t xml:space="preserve">dhcp-config</w:t>
+      </w:r>
+      <w:r>
+        <w:rPr>
+          <w:rStyle w:val="KeywordTok"/>
+        </w:rPr>
+        <w:t xml:space="preserve">)</w:t>
+      </w:r>
+      <w:r>
+        <w:rPr>
+          <w:rStyle w:val="CommentTok"/>
+        </w:rPr>
+        <w:t xml:space="preserve"># default-router 192.168.10.1</w:t>
+      </w:r>
+      <w:r>
+        <w:br/>
+      </w:r>
+      <w:r>
+        <w:rPr>
+          <w:rStyle w:val="ExtensionTok"/>
+        </w:rPr>
+        <w:t xml:space="preserve">Switch</w:t>
+      </w:r>
+      <w:r>
+        <w:rPr>
+          <w:rStyle w:val="ErrorTok"/>
+        </w:rPr>
+        <w:t xml:space="preserve">(</w:t>
+      </w:r>
+      <w:r>
+        <w:rPr>
+          <w:rStyle w:val="ExtensionTok"/>
+        </w:rPr>
+        <w:t xml:space="preserve">dhcp-config</w:t>
+      </w:r>
+      <w:r>
+        <w:rPr>
+          <w:rStyle w:val="KeywordTok"/>
+        </w:rPr>
+        <w:t xml:space="preserve">)</w:t>
+      </w:r>
+      <w:r>
+        <w:rPr>
+          <w:rStyle w:val="CommentTok"/>
+        </w:rPr>
+        <w:t xml:space="preserve"># dns-server 8.8.8.8</w:t>
+      </w:r>
+      <w:r>
+        <w:br/>
+      </w:r>
+      <w:r>
+        <w:br/>
+      </w:r>
+      <w:r>
+        <w:rPr>
+          <w:rStyle w:val="ExtensionTok"/>
+        </w:rPr>
+        <w:t xml:space="preserve">Switch</w:t>
+      </w:r>
+      <w:r>
+        <w:rPr>
+          <w:rStyle w:val="ErrorTok"/>
+        </w:rPr>
+        <w:t xml:space="preserve">(</w:t>
+      </w:r>
+      <w:r>
+        <w:rPr>
+          <w:rStyle w:val="ExtensionTok"/>
+        </w:rPr>
+        <w:t xml:space="preserve">config</w:t>
+      </w:r>
+      <w:r>
+        <w:rPr>
+          <w:rStyle w:val="KeywordTok"/>
+        </w:rPr>
+        <w:t xml:space="preserve">)</w:t>
+      </w:r>
+      <w:r>
+        <w:rPr>
+          <w:rStyle w:val="CommentTok"/>
+        </w:rPr>
+        <w:t xml:space="preserve"># ip dhcp pool RRHH</w:t>
+      </w:r>
+      <w:r>
+        <w:br/>
+      </w:r>
+      <w:r>
+        <w:rPr>
+          <w:rStyle w:val="ExtensionTok"/>
+        </w:rPr>
+        <w:t xml:space="preserve">Switch</w:t>
+      </w:r>
+      <w:r>
+        <w:rPr>
+          <w:rStyle w:val="ErrorTok"/>
+        </w:rPr>
+        <w:t xml:space="preserve">(</w:t>
+      </w:r>
+      <w:r>
+        <w:rPr>
+          <w:rStyle w:val="ExtensionTok"/>
+        </w:rPr>
+        <w:t xml:space="preserve">dhcp-config</w:t>
+      </w:r>
+      <w:r>
+        <w:rPr>
+          <w:rStyle w:val="KeywordTok"/>
+        </w:rPr>
+        <w:t xml:space="preserve">)</w:t>
+      </w:r>
+      <w:r>
+        <w:rPr>
+          <w:rStyle w:val="CommentTok"/>
+        </w:rPr>
+        <w:t xml:space="preserve"># network 192.168.20.0 255.255.255.0</w:t>
+      </w:r>
+      <w:r>
+        <w:br/>
+      </w:r>
+      <w:r>
+        <w:rPr>
+          <w:rStyle w:val="ExtensionTok"/>
+        </w:rPr>
+        <w:t xml:space="preserve">Switch</w:t>
+      </w:r>
+      <w:r>
+        <w:rPr>
+          <w:rStyle w:val="ErrorTok"/>
+        </w:rPr>
+        <w:t xml:space="preserve">(</w:t>
+      </w:r>
+      <w:r>
+        <w:rPr>
+          <w:rStyle w:val="ExtensionTok"/>
+        </w:rPr>
+        <w:t xml:space="preserve">dhcp-config</w:t>
+      </w:r>
+      <w:r>
+        <w:rPr>
+          <w:rStyle w:val="KeywordTok"/>
+        </w:rPr>
+        <w:t xml:space="preserve">)</w:t>
+      </w:r>
+      <w:r>
+        <w:rPr>
+          <w:rStyle w:val="CommentTok"/>
+        </w:rPr>
+        <w:t xml:space="preserve"># default-router 192.168.20.1</w:t>
+      </w:r>
+      <w:r>
+        <w:br/>
+      </w:r>
+      <w:r>
+        <w:rPr>
+          <w:rStyle w:val="ExtensionTok"/>
+        </w:rPr>
+        <w:t xml:space="preserve">Switch</w:t>
+      </w:r>
+      <w:r>
+        <w:rPr>
+          <w:rStyle w:val="ErrorTok"/>
+        </w:rPr>
+        <w:t xml:space="preserve">(</w:t>
+      </w:r>
+      <w:r>
+        <w:rPr>
+          <w:rStyle w:val="ExtensionTok"/>
+        </w:rPr>
+        <w:t xml:space="preserve">dhcp-config</w:t>
+      </w:r>
+      <w:r>
+        <w:rPr>
+          <w:rStyle w:val="KeywordTok"/>
+        </w:rPr>
+        <w:t xml:space="preserve">)</w:t>
+      </w:r>
+      <w:r>
+        <w:rPr>
+          <w:rStyle w:val="CommentTok"/>
+        </w:rPr>
+        <w:t xml:space="preserve"># dns-server 8.8.8.8</w:t>
+      </w:r>
+    </w:p>
+    <w:p>
+      <w:pPr>
+        <w:numPr>
+          <w:ilvl w:val="0"/>
+          <w:numId w:val="1017"/>
+        </w:numPr>
+      </w:pPr>
+      <w:r>
+        <w:rPr>
+          <w:b/>
+          <w:bCs/>
+        </w:rPr>
+        <w:t xml:space="preserve">Exclusión:</w:t>
+      </w:r>
+      <w:r>
+        <w:t xml:space="preserve"> </w:t>
+      </w:r>
+      <w:r>
+        <w:t xml:space="preserve">el rango</w:t>
+      </w:r>
+      <w:r>
+        <w:t xml:space="preserve"> </w:t>
+      </w:r>
+      <w:r>
+        <w:rPr>
+          <w:rStyle w:val="VerbatimChar"/>
+        </w:rPr>
+        <w:t xml:space="preserve">.1</w:t>
+      </w:r>
+      <w:r>
+        <w:t xml:space="preserve"> </w:t>
+      </w:r>
+      <w:r>
+        <w:t xml:space="preserve">a</w:t>
+      </w:r>
+      <w:r>
+        <w:t xml:space="preserve"> </w:t>
+      </w:r>
+      <w:r>
+        <w:rPr>
+          <w:rStyle w:val="VerbatimChar"/>
+        </w:rPr>
+        <w:t xml:space="preserve">.10</w:t>
+      </w:r>
+      <w:r>
+        <w:t xml:space="preserve"> </w:t>
+      </w:r>
+      <w:r>
+        <w:t xml:space="preserve">de cada subred (el</w:t>
+      </w:r>
+      <w:r>
+        <w:t xml:space="preserve"> </w:t>
+      </w:r>
+      <w:r>
+        <w:rPr>
+          <w:rStyle w:val="VerbatimChar"/>
+        </w:rPr>
+        <w:t xml:space="preserve">.1</w:t>
+      </w:r>
+      <w:r>
+        <w:t xml:space="preserve"> </w:t>
+      </w:r>
+      <w:r>
+        <w:t xml:space="preserve">es el SVI/gateway). Sin la exclusión, DHCP puede entregar</w:t>
+      </w:r>
+      <w:r>
+        <w:t xml:space="preserve"> </w:t>
+      </w:r>
+      <w:r>
+        <w:rPr>
+          <w:rStyle w:val="VerbatimChar"/>
+        </w:rPr>
+        <w:t xml:space="preserve">192.168.10.1</w:t>
+      </w:r>
+      <w:r>
+        <w:t xml:space="preserve"> </w:t>
+      </w:r>
+      <w:r>
+        <w:t xml:space="preserve">a un PC: dos equipos con la misma IP, el gateway</w:t>
+      </w:r>
+      <w:r>
+        <w:t xml:space="preserve"> </w:t>
+      </w:r>
+      <w:r>
+        <w:t xml:space="preserve">“ocupado”</w:t>
+      </w:r>
+      <w:r>
+        <w:t xml:space="preserve"> </w:t>
+      </w:r>
+      <w:r>
+        <w:t xml:space="preserve">y conflictos que son un dolor de localizar.</w:t>
+      </w:r>
+    </w:p>
+    <w:p>
+      <w:pPr>
+        <w:numPr>
+          <w:ilvl w:val="0"/>
+          <w:numId w:val="1017"/>
+        </w:numPr>
+      </w:pPr>
+      <w:r>
+        <w:rPr>
+          <w:b/>
+          <w:bCs/>
+        </w:rPr>
+        <w:t xml:space="preserve">Relay:</w:t>
+      </w:r>
+      <w:r>
+        <w:t xml:space="preserve"> </w:t>
+      </w:r>
+      <w:r>
+        <w:rPr>
+          <w:rStyle w:val="VerbatimChar"/>
+        </w:rPr>
+        <w:t xml:space="preserve">ip helper-address 192.168.30.10</w:t>
+      </w:r>
+      <w:r>
+        <w:t xml:space="preserve"> </w:t>
+      </w:r>
+      <w:r>
+        <w:t xml:space="preserve">en</w:t>
+      </w:r>
+      <w:r>
+        <w:t xml:space="preserve"> </w:t>
+      </w:r>
+      <w:r>
+        <w:rPr>
+          <w:rStyle w:val="VerbatimChar"/>
+        </w:rPr>
+        <w:t xml:space="preserve">interface vlan 10</w:t>
+      </w:r>
+      <w:r>
+        <w:t xml:space="preserve"> </w:t>
+      </w:r>
+      <w:r>
+        <w:t xml:space="preserve">y en</w:t>
+      </w:r>
+      <w:r>
+        <w:t xml:space="preserve"> </w:t>
+      </w:r>
+      <w:r>
+        <w:rPr>
+          <w:rStyle w:val="VerbatimChar"/>
+        </w:rPr>
+        <w:t xml:space="preserve">interface vlan 20</w:t>
+      </w:r>
+      <w:r>
+        <w:t xml:space="preserve">. Sin esa línea, el DISCOVER del PC es broadcast y</w:t>
+      </w:r>
+      <w:r>
+        <w:t xml:space="preserve"> </w:t>
+      </w:r>
+      <w:r>
+        <w:rPr>
+          <w:b/>
+          <w:bCs/>
+        </w:rPr>
+        <w:t xml:space="preserve">no cruza el router</w:t>
+      </w:r>
+      <w:r>
+        <w:t xml:space="preserve"> </w:t>
+      </w:r>
+      <w:r>
+        <w:t xml:space="preserve">(el broadcast se queda en su VLAN); el servidor de la VLAN 30 nunca lo ve y el PC acaba en APIPA.</w:t>
+      </w:r>
+    </w:p>
+    <w:p>
+      <w:pPr>
+        <w:numPr>
+          <w:ilvl w:val="0"/>
+          <w:numId w:val="1017"/>
+        </w:numPr>
+      </w:pPr>
+      <w:r>
+        <w:rPr>
+          <w:b/>
+          <w:bCs/>
+        </w:rPr>
+        <w:t xml:space="preserve">Diagnóstico en orden:</w:t>
+      </w:r>
+    </w:p>
+    <w:p>
+      <w:pPr>
+        <w:pStyle w:val="Compact"/>
+        <w:numPr>
+          <w:ilvl w:val="1"/>
+          <w:numId w:val="1018"/>
+        </w:numPr>
+      </w:pPr>
+      <w:r>
+        <w:rPr>
+          <w:rStyle w:val="VerbatimChar"/>
+        </w:rPr>
+        <w:t xml:space="preserve">show ip dhcp pool</w:t>
+      </w:r>
+      <w:r>
+        <w:t xml:space="preserve"> </w:t>
+      </w:r>
+      <w:r>
+        <w:t xml:space="preserve">→ ¿existe el pool VENTAS y su</w:t>
+      </w:r>
+      <w:r>
+        <w:t xml:space="preserve"> </w:t>
+      </w:r>
+      <w:r>
+        <w:rPr>
+          <w:rStyle w:val="VerbatimChar"/>
+        </w:rPr>
+        <w:t xml:space="preserve">network</w:t>
+      </w:r>
+      <w:r>
+        <w:t xml:space="preserve"> </w:t>
+      </w:r>
+      <w:r>
+        <w:t xml:space="preserve">es 192.168.10.0/24? ¿Hay IPs libres?</w:t>
+      </w:r>
+    </w:p>
+    <w:p>
+      <w:pPr>
+        <w:pStyle w:val="Compact"/>
+        <w:numPr>
+          <w:ilvl w:val="1"/>
+          <w:numId w:val="1018"/>
+        </w:numPr>
+      </w:pPr>
+      <w:r>
+        <w:rPr>
+          <w:rStyle w:val="VerbatimChar"/>
+        </w:rPr>
+        <w:t xml:space="preserve">show ip interface brief</w:t>
+      </w:r>
+      <w:r>
+        <w:t xml:space="preserve"> </w:t>
+      </w:r>
+      <w:r>
+        <w:t xml:space="preserve">→ ¿la SVI de la VLAN 10 está Up/Up?</w:t>
+      </w:r>
+    </w:p>
+    <w:p>
+      <w:pPr>
+        <w:pStyle w:val="Compact"/>
+        <w:numPr>
+          <w:ilvl w:val="1"/>
+          <w:numId w:val="1018"/>
+        </w:numPr>
+      </w:pPr>
+      <w:r>
+        <w:rPr>
+          <w:rStyle w:val="VerbatimChar"/>
+        </w:rPr>
+        <w:t xml:space="preserve">show ip helper-address</w:t>
+      </w:r>
+      <w:r>
+        <w:t xml:space="preserve"> </w:t>
+      </w:r>
+      <w:r>
+        <w:t xml:space="preserve">(o revisar la config de la SVI) → ¿está el</w:t>
+      </w:r>
+      <w:r>
+        <w:t xml:space="preserve"> </w:t>
+      </w:r>
+      <w:r>
+        <w:rPr>
+          <w:rStyle w:val="VerbatimChar"/>
+        </w:rPr>
+        <w:t xml:space="preserve">ip helper-address 192.168.30.10</w:t>
+      </w:r>
+      <w:r>
+        <w:t xml:space="preserve">? Y en el switch del PC:</w:t>
+      </w:r>
+      <w:r>
+        <w:t xml:space="preserve"> </w:t>
+      </w:r>
+      <w:r>
+        <w:rPr>
+          <w:rStyle w:val="VerbatimChar"/>
+        </w:rPr>
+        <w:t xml:space="preserve">show vlan brief</w:t>
+      </w:r>
+      <w:r>
+        <w:t xml:space="preserve"> </w:t>
+      </w:r>
+      <w:r>
+        <w:t xml:space="preserve">→ ¿el puerto está en la VLAN 10?</w:t>
+      </w:r>
+    </w:p>
+    <w:p>
+      <w:pPr>
+        <w:pStyle w:val="FirstParagraph"/>
+      </w:pPr>
+      <w:r>
+        <w:t xml:space="preserve">Si el DISCOVER ni siquiera aparece, el problema está aguas abajo (VLAN/puerto); si aparece pero no hay OFFER, es el pool o el relay.</w:t>
+      </w:r>
+    </w:p>
     <w:bookmarkEnd w:id="18"/>
+    <w:bookmarkEnd w:id="19"/>
     <w:sectPr>
       <w:footnotePr>
         <w:numRestart w:val="eachSect"/>
@@ -5018,6 +4978,96 @@
     </w:lvlOverride>
     <w:lvlOverride w:ilvl="8">
       <w:startOverride w:val="4"/>
+    </w:lvlOverride>
+  </w:num>
+  <w:num w:numId="1016">
+    <w:abstractNumId w:val="99721"/>
+    <w:lvlOverride w:ilvl="0">
+      <w:startOverride w:val="1"/>
+    </w:lvlOverride>
+    <w:lvlOverride w:ilvl="1">
+      <w:startOverride w:val="1"/>
+    </w:lvlOverride>
+    <w:lvlOverride w:ilvl="2">
+      <w:startOverride w:val="1"/>
+    </w:lvlOverride>
+    <w:lvlOverride w:ilvl="3">
+      <w:startOverride w:val="1"/>
+    </w:lvlOverride>
+    <w:lvlOverride w:ilvl="4">
+      <w:startOverride w:val="1"/>
+    </w:lvlOverride>
+    <w:lvlOverride w:ilvl="5">
+      <w:startOverride w:val="1"/>
+    </w:lvlOverride>
+    <w:lvlOverride w:ilvl="6">
+      <w:startOverride w:val="1"/>
+    </w:lvlOverride>
+    <w:lvlOverride w:ilvl="7">
+      <w:startOverride w:val="1"/>
+    </w:lvlOverride>
+    <w:lvlOverride w:ilvl="8">
+      <w:startOverride w:val="1"/>
+    </w:lvlOverride>
+  </w:num>
+  <w:num w:numId="1017">
+    <w:abstractNumId w:val="99722"/>
+    <w:lvlOverride w:ilvl="0">
+      <w:startOverride w:val="2"/>
+    </w:lvlOverride>
+    <w:lvlOverride w:ilvl="1">
+      <w:startOverride w:val="2"/>
+    </w:lvlOverride>
+    <w:lvlOverride w:ilvl="2">
+      <w:startOverride w:val="2"/>
+    </w:lvlOverride>
+    <w:lvlOverride w:ilvl="3">
+      <w:startOverride w:val="2"/>
+    </w:lvlOverride>
+    <w:lvlOverride w:ilvl="4">
+      <w:startOverride w:val="2"/>
+    </w:lvlOverride>
+    <w:lvlOverride w:ilvl="5">
+      <w:startOverride w:val="2"/>
+    </w:lvlOverride>
+    <w:lvlOverride w:ilvl="6">
+      <w:startOverride w:val="2"/>
+    </w:lvlOverride>
+    <w:lvlOverride w:ilvl="7">
+      <w:startOverride w:val="2"/>
+    </w:lvlOverride>
+    <w:lvlOverride w:ilvl="8">
+      <w:startOverride w:val="2"/>
+    </w:lvlOverride>
+  </w:num>
+  <w:num w:numId="1018">
+    <w:abstractNumId w:val="99411"/>
+    <w:lvlOverride w:ilvl="0">
+      <w:startOverride w:val="1"/>
+    </w:lvlOverride>
+    <w:lvlOverride w:ilvl="1">
+      <w:startOverride w:val="1"/>
+    </w:lvlOverride>
+    <w:lvlOverride w:ilvl="2">
+      <w:startOverride w:val="1"/>
+    </w:lvlOverride>
+    <w:lvlOverride w:ilvl="3">
+      <w:startOverride w:val="1"/>
+    </w:lvlOverride>
+    <w:lvlOverride w:ilvl="4">
+      <w:startOverride w:val="1"/>
+    </w:lvlOverride>
+    <w:lvlOverride w:ilvl="5">
+      <w:startOverride w:val="1"/>
+    </w:lvlOverride>
+    <w:lvlOverride w:ilvl="6">
+      <w:startOverride w:val="1"/>
+    </w:lvlOverride>
+    <w:lvlOverride w:ilvl="7">
+      <w:startOverride w:val="1"/>
+    </w:lvlOverride>
+    <w:lvlOverride w:ilvl="8">
+      <w:startOverride w:val="1"/>
     </w:lvlOverride>
   </w:num>
 </w:numbering>

--- a/docx/05-trunking-inter-vlan/boletin-U05-avanzado-resuelto.docx
+++ b/docx/05-trunking-inter-vlan/boletin-U05-avanzado-resuelto.docx
@@ -28,23 +28,23 @@
         </w:p>
       </w:sdtContent>
     </w:sdt>
-    <w:bookmarkStart w:id="9" w:name="boletín-ud5-avanzado-resuelto"/>
+    <w:bookmarkStart w:id="9" w:name="X4f48987113d1ff69852991a016fdaa6152a5e02"/>
     <w:p>
       <w:pPr>
         <w:pStyle w:val="Heading1"/>
       </w:pPr>
       <w:r>
-        <w:t xml:space="preserve">Boletín UD5 — Avanzado (Resuelto)</w:t>
+        <w:t xml:space="preserve">Boletín de Trunking e inter-VLAN — Avanzado (Resuelto)</w:t>
       </w:r>
     </w:p>
     <w:bookmarkEnd w:id="9"/>
-    <w:bookmarkStart w:id="19" w:name="boletín-ud5-avanzado-resuelto-1"/>
+    <w:bookmarkStart w:id="19" w:name="Xc088b34923c01ba52a13a42c708d121221a4814"/>
     <w:p>
       <w:pPr>
         <w:pStyle w:val="Heading1"/>
       </w:pPr>
       <w:r>
-        <w:t xml:space="preserve">✅ Boletín UD5 — Avanzado (Resuelto)</w:t>
+        <w:t xml:space="preserve">✅ Boletín de Trunking e inter-VLAN — Avanzado (Resuelto)</w:t>
       </w:r>
     </w:p>
     <w:p>
@@ -1445,7 +1445,7 @@
         <w:t xml:space="preserve">Fa0/0.60</w:t>
       </w:r>
       <w:r>
-        <w:t xml:space="preserve">. (Detalles finos de ACLs en la UD6.)</w:t>
+        <w:t xml:space="preserve">. (Detalles finos de ACLs, más adelante.)</w:t>
       </w:r>
     </w:p>
     <w:bookmarkEnd w:id="12"/>

--- a/docx/05-trunking-inter-vlan/boletin-U05-avanzado-resuelto.docx
+++ b/docx/05-trunking-inter-vlan/boletin-U05-avanzado-resuelto.docx
@@ -471,39 +471,6 @@
           <w:rStyle w:val="CommentTok"/>
         </w:rPr>
         <w:t xml:space="preserve"># switchport mode trunk</w:t>
-      </w:r>
-      <w:r>
-        <w:br/>
-      </w:r>
-      <w:r>
-        <w:rPr>
-          <w:rStyle w:val="ExtensionTok"/>
-        </w:rPr>
-        <w:t xml:space="preserve">Switch1</w:t>
-      </w:r>
-      <w:r>
-        <w:rPr>
-          <w:rStyle w:val="ErrorTok"/>
-        </w:rPr>
-        <w:t xml:space="preserve">(</w:t>
-      </w:r>
-      <w:r>
-        <w:rPr>
-          <w:rStyle w:val="ExtensionTok"/>
-        </w:rPr>
-        <w:t xml:space="preserve">config-if</w:t>
-      </w:r>
-      <w:r>
-        <w:rPr>
-          <w:rStyle w:val="KeywordTok"/>
-        </w:rPr>
-        <w:t xml:space="preserve">)</w:t>
-      </w:r>
-      <w:r>
-        <w:rPr>
-          <w:rStyle w:val="CommentTok"/>
-        </w:rPr>
-        <w:t xml:space="preserve"># switchport trunk native vlan 99</w:t>
       </w:r>
       <w:r>
         <w:br/>
@@ -2161,7 +2128,7 @@
           <w:b/>
           <w:bCs/>
         </w:rPr>
-        <w:t xml:space="preserve">Tres vectores de ataque:</w:t>
+        <w:t xml:space="preserve">Los dos vectores de ataque:</w:t>
       </w:r>
     </w:p>
     <w:p>
@@ -2278,28 +2245,6 @@
       </w:r>
       <w:r>
         <w:t xml:space="preserve">. El atacante nunca llega a ser trunk ni a hablar directamente: salta a la VLAN objetivo de forma encubierta.</w:t>
-      </w:r>
-    </w:p>
-    <w:p>
-      <w:pPr>
-        <w:pStyle w:val="Compact"/>
-        <w:numPr>
-          <w:ilvl w:val="1"/>
-          <w:numId w:val="1010"/>
-        </w:numPr>
-      </w:pPr>
-      <w:r>
-        <w:rPr>
-          <w:b/>
-          <w:bCs/>
-        </w:rPr>
-        <w:t xml:space="preserve">Tráfico mislabeled / native VLAN vulnerable:</w:t>
-      </w:r>
-      <w:r>
-        <w:t xml:space="preserve"> </w:t>
-      </w:r>
-      <w:r>
-        <w:t xml:space="preserve">si la native VLAN transporta datos y es la VLAN 1, todo el tráfico sin etiquetar (o mal etiquetado) acaba en la VLAN por defecto, donde pueden mezclarse con otras VLANs mal configuradas (o con el double tagging del vector anterior gratuitamente).</w:t>
       </w:r>
     </w:p>
     <w:p>
